--- a/不符合整改/云南腾电不符合7.3.3/不符合.docx
+++ b/不符合整改/云南腾电不符合7.3.3/不符合.docx
@@ -1,6 +1,7 @@
 
 <file path=word/document.xml><?xml version="1.0" encoding="utf-8"?>
-<w:document xmlns:wpc="http://schemas.microsoft.com/office/word/2010/wordprocessingCanvas" xmlns:mc="http://schemas.openxmlformats.org/markup-compatibility/2006" xmlns:o="urn:schemas-microsoft-com:office:office" xmlns:r="http://schemas.openxmlformats.org/officeDocument/2006/relationships" xmlns:m="http://schemas.openxmlformats.org/officeDocument/2006/math" xmlns:v="urn:schemas-microsoft-com:vml" xmlns:wp14="http://schemas.microsoft.com/office/word/2010/wordprocessingDrawing" xmlns:wp="http://schemas.openxmlformats.org/drawingml/2006/wordprocessingDrawing" xmlns:w="http://schemas.openxmlformats.org/wordprocessingml/2006/main" xmlns:w14="http://schemas.microsoft.com/office/word/2010/wordml" xmlns:w10="urn:schemas-microsoft-com:office:word" xmlns:w15="http://schemas.microsoft.com/office/word/2012/wordml" xmlns:wpg="http://schemas.microsoft.com/office/word/2010/wordprocessingGroup" xmlns:wpi="http://schemas.microsoft.com/office/word/2010/wordprocessingInk" xmlns:wne="http://schemas.microsoft.com/office/word/2006/wordml" xmlns:wps="http://schemas.microsoft.com/office/word/2010/wordprocessingShape" xmlns:wpsCustomData="http://www.wps.cn/officeDocument/2013/wpsCustomData" mc:Ignorable="w14 w15 wp14">
+<w:document xmlns:wpc="http://schemas.microsoft.com/office/word/2010/wordprocessingCanvas" xmlns:mc="http://schemas.openxmlformats.org/markup-compatibility/2006" xmlns:o="urn:schemas-microsoft-com:office:office" xmlns:r="http://schemas.openxmlformats.org/officeDocument/2006/relationships" xmlns:m="http://schemas.openxmlformats.org/officeDocument/2006/math" xmlns:v="urn:schemas-microsoft-com:vml" xmlns:wp14="http://schemas.microsoft.com/office/word/2010/wordprocessingDrawing" xmlns:wp="http://schemas.openxmlformats.org/drawingml/2006/wordprocessingDrawing" xmlns:w10="urn:schemas-microsoft-com:office:word" xmlns:w="http://schemas.openxmlformats.org/wordprocessingml/2006/main" xmlns:w14="http://schemas.microsoft.com/office/word/2010/wordml" xmlns:w15="http://schemas.microsoft.com/office/word/2012/wordml" xmlns:wne="http://schemas.microsoft.com/office/word/2006/wordml" xmlns:wpg="http://schemas.microsoft.com/office/word/2010/wordprocessingGroup" xmlns:wpi="http://schemas.microsoft.com/office/word/2010/wordprocessingInk" xmlns:wps="http://schemas.microsoft.com/office/word/2010/wordprocessingShape" mc:Ignorable="w14 w15 wp14">
+  <!-- Generated by Aspose.Words for .NET 13.3.0.1 -->
   <w:body>
     <w:p>
       <w:pPr>
@@ -78,7 +79,7 @@
                     </pic:cNvPicPr>
                   </pic:nvPicPr>
                   <pic:blipFill>
-                    <a:blip r:embed="rId4" cstate="print"/>
+                    <a:blip xmlns:r="http://schemas.openxmlformats.org/officeDocument/2006/relationships" r:embed="rId4" cstate="print"/>
                     <a:srcRect/>
                     <a:stretch>
                       <a:fillRect/>
@@ -157,7 +158,7 @@
         <w:jc w:val="center"/>
         <w:textAlignment w:val="bottom"/>
         <w:rPr>
-          <w:rFonts w:ascii="华文中宋" w:hAnsi="华文中宋" w:eastAsia="华文中宋"/>
+          <w:rFonts w:ascii="华文中宋" w:eastAsia="华文中宋" w:hAnsi="华文中宋"/>
           <w:b/>
           <w:color w:val="000000"/>
           <w:sz w:val="40"/>
@@ -166,7 +167,7 @@
       </w:pPr>
       <w:r>
         <w:rPr>
-          <w:rFonts w:hint="eastAsia" w:ascii="华文中宋" w:hAnsi="华文中宋" w:eastAsia="华文中宋"/>
+          <w:rFonts w:ascii="华文中宋" w:eastAsia="华文中宋" w:hAnsi="华文中宋" w:hint="eastAsia"/>
           <w:b/>
           <w:color w:val="000000"/>
           <w:sz w:val="38"/>
@@ -187,7 +188,7 @@
         <w:jc w:val="center"/>
         <w:textAlignment w:val="bottom"/>
         <w:rPr>
-          <w:rFonts w:ascii="华文中宋" w:hAnsi="华文中宋" w:eastAsia="华文中宋"/>
+          <w:rFonts w:ascii="华文中宋" w:eastAsia="华文中宋" w:hAnsi="华文中宋"/>
           <w:b/>
           <w:color w:val="000000"/>
           <w:sz w:val="40"/>
@@ -196,7 +197,7 @@
       </w:pPr>
       <w:r>
         <w:rPr>
-          <w:rFonts w:hint="eastAsia" w:ascii="华文中宋" w:hAnsi="华文中宋" w:eastAsia="华文中宋"/>
+          <w:rFonts w:ascii="华文中宋" w:eastAsia="华文中宋" w:hAnsi="华文中宋" w:hint="eastAsia"/>
           <w:b/>
           <w:color w:val="000000"/>
           <w:sz w:val="40"/>
@@ -217,7 +218,7 @@
         <w:jc w:val="center"/>
         <w:textAlignment w:val="bottom"/>
         <w:rPr>
-          <w:rFonts w:ascii="华文中宋" w:hAnsi="华文中宋" w:eastAsia="华文中宋"/>
+          <w:rFonts w:ascii="华文中宋" w:eastAsia="华文中宋" w:hAnsi="华文中宋"/>
           <w:b/>
           <w:color w:val="000000"/>
           <w:sz w:val="40"/>
@@ -226,7 +227,7 @@
       </w:pPr>
       <w:r>
         <w:rPr>
-          <w:rFonts w:hint="eastAsia" w:ascii="华文中宋" w:hAnsi="华文中宋" w:eastAsia="华文中宋"/>
+          <w:rFonts w:ascii="华文中宋" w:eastAsia="华文中宋" w:hAnsi="华文中宋" w:hint="eastAsia"/>
           <w:b/>
           <w:color w:val="000000"/>
           <w:sz w:val="40"/>
@@ -345,9 +346,9 @@
     <w:p>
       <w:pPr>
         <w:spacing w:line="240" w:lineRule="atLeast"/>
-        <w:ind w:firstLine="1521" w:firstLineChars="541"/>
-        <w:rPr>
-          <w:rFonts w:hint="default" w:ascii="宋体" w:eastAsia="宋体"/>
+        <w:ind w:firstLine="1136" w:firstLineChars="541"/>
+        <w:rPr>
+          <w:rFonts w:ascii="宋体" w:eastAsia="宋体" w:hint="default"/>
           <w:color w:val="000000"/>
           <w:kern w:val="0"/>
           <w:sz w:val="28"/>
@@ -370,7 +371,7 @@
       </w:r>
       <w:r>
         <w:rPr>
-          <w:rFonts w:hint="eastAsia" w:ascii="宋体"/>
+          <w:rFonts w:ascii="宋体" w:hint="eastAsia"/>
           <w:color w:val="000000"/>
           <w:sz w:val="28"/>
           <w:szCs w:val="28"/>
@@ -383,7 +384,7 @@
     <w:p>
       <w:pPr>
         <w:spacing w:line="240" w:lineRule="atLeast"/>
-        <w:ind w:firstLine="1514" w:firstLineChars="541"/>
+        <w:ind w:firstLine="1136" w:firstLineChars="541"/>
         <w:rPr>
           <w:rFonts w:ascii="宋体"/>
           <w:color w:val="000000"/>
@@ -395,7 +396,7 @@
     <w:p>
       <w:pPr>
         <w:spacing w:line="240" w:lineRule="atLeast"/>
-        <w:ind w:firstLine="1521" w:firstLineChars="541"/>
+        <w:ind w:firstLine="1136" w:firstLineChars="541"/>
         <w:rPr>
           <w:rFonts w:ascii="宋体"/>
           <w:color w:val="000000"/>
@@ -415,7 +416,7 @@
       </w:r>
       <w:r>
         <w:rPr>
-          <w:rFonts w:hint="eastAsia" w:ascii="宋体"/>
+          <w:rFonts w:ascii="宋体" w:hint="eastAsia"/>
           <w:color w:val="000000"/>
           <w:sz w:val="28"/>
           <w:szCs w:val="28"/>
@@ -438,7 +439,7 @@
     <w:p>
       <w:pPr>
         <w:spacing w:line="240" w:lineRule="atLeast"/>
-        <w:ind w:firstLine="1521" w:firstLineChars="541"/>
+        <w:ind w:firstLine="1136" w:firstLineChars="541"/>
         <w:rPr>
           <w:rFonts w:ascii="宋体"/>
           <w:color w:val="000000"/>
@@ -458,7 +459,7 @@
       </w:r>
       <w:r>
         <w:rPr>
-          <w:rFonts w:hint="eastAsia" w:ascii="宋体"/>
+          <w:rFonts w:ascii="宋体" w:hint="eastAsia"/>
           <w:color w:val="000000"/>
           <w:sz w:val="28"/>
           <w:szCs w:val="28"/>
@@ -467,7 +468,7 @@
       </w:r>
       <w:r>
         <w:rPr>
-          <w:rFonts w:hint="eastAsia" w:ascii="宋体"/>
+          <w:rFonts w:ascii="宋体" w:hint="eastAsia"/>
           <w:color w:val="000000"/>
           <w:sz w:val="28"/>
           <w:szCs w:val="28"/>
@@ -577,157 +578,157 @@
       </w:pPr>
       <w:r>
         <w:rPr>
-          <w:rFonts w:hint="eastAsia" w:ascii="宋体" w:hAnsi="宋体"/>
+          <w:rFonts w:ascii="宋体" w:hAnsi="宋体" w:hint="eastAsia"/>
         </w:rPr>
         <w:tab/>
       </w:r>
       <w:r>
         <w:rPr>
-          <w:rFonts w:hint="eastAsia" w:ascii="宋体" w:hAnsi="宋体"/>
+          <w:rFonts w:ascii="宋体" w:hAnsi="宋体" w:hint="eastAsia"/>
         </w:rPr>
         <w:tab/>
       </w:r>
       <w:r>
         <w:rPr>
-          <w:rFonts w:hint="eastAsia" w:ascii="宋体" w:hAnsi="宋体"/>
+          <w:rFonts w:ascii="宋体" w:hAnsi="宋体" w:hint="eastAsia"/>
         </w:rPr>
         <w:tab/>
       </w:r>
       <w:r>
         <w:rPr>
-          <w:rFonts w:hint="eastAsia" w:ascii="宋体" w:hAnsi="宋体"/>
+          <w:rFonts w:ascii="宋体" w:hAnsi="宋体" w:hint="eastAsia"/>
         </w:rPr>
         <w:tab/>
       </w:r>
       <w:r>
         <w:rPr>
-          <w:rFonts w:hint="eastAsia" w:ascii="宋体" w:hAnsi="宋体"/>
+          <w:rFonts w:ascii="宋体" w:hAnsi="宋体" w:hint="eastAsia"/>
         </w:rPr>
         <w:tab/>
       </w:r>
       <w:r>
         <w:rPr>
-          <w:rFonts w:hint="eastAsia" w:ascii="宋体" w:hAnsi="宋体"/>
+          <w:rFonts w:ascii="宋体" w:hAnsi="宋体" w:hint="eastAsia"/>
         </w:rPr>
         <w:tab/>
       </w:r>
       <w:r>
         <w:rPr>
-          <w:rFonts w:hint="eastAsia" w:ascii="宋体" w:hAnsi="宋体"/>
+          <w:rFonts w:ascii="宋体" w:hAnsi="宋体" w:hint="eastAsia"/>
         </w:rPr>
         <w:tab/>
       </w:r>
       <w:r>
         <w:rPr>
-          <w:rFonts w:hint="eastAsia" w:ascii="宋体" w:hAnsi="宋体"/>
+          <w:rFonts w:ascii="宋体" w:hAnsi="宋体" w:hint="eastAsia"/>
         </w:rPr>
         <w:tab/>
       </w:r>
       <w:r>
         <w:rPr>
-          <w:rFonts w:hint="eastAsia" w:ascii="宋体" w:hAnsi="宋体"/>
+          <w:rFonts w:ascii="宋体" w:hAnsi="宋体" w:hint="eastAsia"/>
         </w:rPr>
         <w:tab/>
       </w:r>
       <w:r>
         <w:rPr>
-          <w:rFonts w:hint="eastAsia" w:ascii="宋体" w:hAnsi="宋体"/>
+          <w:rFonts w:ascii="宋体" w:hAnsi="宋体" w:hint="eastAsia"/>
         </w:rPr>
         <w:tab/>
       </w:r>
       <w:r>
         <w:rPr>
-          <w:rFonts w:hint="eastAsia" w:ascii="宋体" w:hAnsi="宋体"/>
+          <w:rFonts w:ascii="宋体" w:hAnsi="宋体" w:hint="eastAsia"/>
         </w:rPr>
         <w:tab/>
       </w:r>
       <w:r>
         <w:rPr>
-          <w:rFonts w:hint="eastAsia" w:ascii="宋体" w:hAnsi="宋体"/>
+          <w:rFonts w:ascii="宋体" w:hAnsi="宋体" w:hint="eastAsia"/>
         </w:rPr>
         <w:tab/>
       </w:r>
       <w:r>
         <w:rPr>
-          <w:rFonts w:hint="eastAsia" w:ascii="宋体" w:hAnsi="宋体"/>
+          <w:rFonts w:ascii="宋体" w:hAnsi="宋体" w:hint="eastAsia"/>
         </w:rPr>
         <w:tab/>
       </w:r>
       <w:r>
         <w:rPr>
-          <w:rFonts w:hint="eastAsia" w:ascii="宋体" w:hAnsi="宋体"/>
+          <w:rFonts w:ascii="宋体" w:hAnsi="宋体" w:hint="eastAsia"/>
         </w:rPr>
         <w:tab/>
       </w:r>
       <w:r>
         <w:rPr>
-          <w:rFonts w:hint="eastAsia" w:ascii="宋体" w:hAnsi="宋体"/>
+          <w:rFonts w:ascii="宋体" w:hAnsi="宋体" w:hint="eastAsia"/>
         </w:rPr>
         <w:tab/>
       </w:r>
       <w:r>
         <w:rPr>
-          <w:rFonts w:hint="eastAsia" w:ascii="宋体" w:hAnsi="宋体"/>
+          <w:rFonts w:ascii="宋体" w:hAnsi="宋体" w:hint="eastAsia"/>
         </w:rPr>
         <w:tab/>
       </w:r>
       <w:r>
         <w:rPr>
-          <w:rFonts w:hint="eastAsia" w:ascii="宋体" w:hAnsi="宋体"/>
+          <w:rFonts w:ascii="宋体" w:hAnsi="宋体" w:hint="eastAsia"/>
         </w:rPr>
         <w:tab/>
       </w:r>
       <w:r>
         <w:rPr>
-          <w:rFonts w:hint="eastAsia" w:ascii="宋体" w:hAnsi="宋体"/>
+          <w:rFonts w:ascii="宋体" w:hAnsi="宋体" w:hint="eastAsia"/>
         </w:rPr>
         <w:tab/>
       </w:r>
       <w:r>
         <w:rPr>
-          <w:rFonts w:hint="eastAsia" w:ascii="宋体" w:hAnsi="宋体"/>
+          <w:rFonts w:ascii="宋体" w:hAnsi="宋体" w:hint="eastAsia"/>
         </w:rPr>
         <w:t xml:space="preserve">共 </w:t>
       </w:r>
       <w:r>
         <w:rPr>
-          <w:rFonts w:hint="eastAsia" w:ascii="宋体" w:hAnsi="宋体"/>
+          <w:rFonts w:ascii="宋体" w:hAnsi="宋体" w:hint="eastAsia"/>
           <w:lang w:val="en-US" w:eastAsia="zh-CN"/>
         </w:rPr>
         <w:t>1</w:t>
       </w:r>
       <w:r>
         <w:rPr>
-          <w:rFonts w:hint="eastAsia" w:ascii="宋体" w:hAnsi="宋体"/>
+          <w:rFonts w:ascii="宋体" w:hAnsi="宋体" w:hint="eastAsia"/>
         </w:rPr>
         <w:t xml:space="preserve"> 项  第 </w:t>
       </w:r>
       <w:r>
         <w:rPr>
-          <w:rFonts w:hint="eastAsia" w:ascii="宋体" w:hAnsi="宋体"/>
+          <w:rFonts w:ascii="宋体" w:hAnsi="宋体" w:hint="eastAsia"/>
           <w:lang w:val="en-US" w:eastAsia="zh-CN"/>
         </w:rPr>
         <w:t>1</w:t>
       </w:r>
       <w:r>
         <w:rPr>
-          <w:rFonts w:hint="eastAsia" w:ascii="宋体" w:hAnsi="宋体"/>
+          <w:rFonts w:ascii="宋体" w:hAnsi="宋体" w:hint="eastAsia"/>
         </w:rPr>
         <w:t>项</w:t>
       </w:r>
     </w:p>
     <w:tbl>
       <w:tblPr>
-        <w:tblStyle w:val="15"/>
+        <w:tblStyle w:val="TableNormal"/>
         <w:tblW w:w="10083" w:type="dxa"/>
         <w:jc w:val="center"/>
         <w:tblBorders>
-          <w:top w:val="single" w:color="auto" w:sz="12" w:space="0"/>
-          <w:left w:val="single" w:color="auto" w:sz="12" w:space="0"/>
-          <w:bottom w:val="single" w:color="auto" w:sz="12" w:space="0"/>
-          <w:right w:val="single" w:color="auto" w:sz="12" w:space="0"/>
-          <w:insideH w:val="single" w:color="auto" w:sz="6" w:space="0"/>
-          <w:insideV w:val="single" w:color="auto" w:sz="6" w:space="0"/>
+          <w:top w:val="single" w:sz="12" w:space="0" w:color="auto"/>
+          <w:left w:val="single" w:sz="12" w:space="0" w:color="auto"/>
+          <w:bottom w:val="single" w:sz="12" w:space="0" w:color="auto"/>
+          <w:right w:val="single" w:sz="12" w:space="0" w:color="auto"/>
+          <w:insideH w:val="single" w:sz="6" w:space="0" w:color="auto"/>
+          <w:insideV w:val="single" w:sz="6" w:space="0" w:color="auto"/>
         </w:tblBorders>
         <w:tblLayout w:type="fixed"/>
         <w:tblCellMar>
@@ -752,14 +753,17 @@
       </w:tblGrid>
       <w:tr>
         <w:tblPrEx>
+          <w:tblW w:w="10083" w:type="dxa"/>
+          <w:jc w:val="center"/>
           <w:tblBorders>
-            <w:top w:val="single" w:color="auto" w:sz="12" w:space="0"/>
-            <w:left w:val="single" w:color="auto" w:sz="12" w:space="0"/>
-            <w:bottom w:val="single" w:color="auto" w:sz="12" w:space="0"/>
-            <w:right w:val="single" w:color="auto" w:sz="12" w:space="0"/>
-            <w:insideH w:val="single" w:color="auto" w:sz="6" w:space="0"/>
-            <w:insideV w:val="single" w:color="auto" w:sz="6" w:space="0"/>
+            <w:top w:val="single" w:sz="12" w:space="0" w:color="auto"/>
+            <w:left w:val="single" w:sz="12" w:space="0" w:color="auto"/>
+            <w:bottom w:val="single" w:sz="12" w:space="0" w:color="auto"/>
+            <w:right w:val="single" w:sz="12" w:space="0" w:color="auto"/>
+            <w:insideH w:val="single" w:sz="6" w:space="0" w:color="auto"/>
+            <w:insideV w:val="single" w:sz="6" w:space="0" w:color="auto"/>
           </w:tblBorders>
+          <w:tblLayout w:type="fixed"/>
           <w:tblCellMar>
             <w:top w:w="0" w:type="dxa"/>
             <w:left w:w="108" w:type="dxa"/>
@@ -781,7 +785,7 @@
             <w:pPr>
               <w:spacing w:before="60" w:after="60"/>
               <w:rPr>
-                <w:rFonts w:hint="default" w:ascii="宋体" w:hAnsi="宋体" w:eastAsia="宋体"/>
+                <w:rFonts w:ascii="宋体" w:eastAsia="宋体" w:hAnsi="宋体" w:hint="default"/>
                 <w:b/>
                 <w:sz w:val="24"/>
                 <w:szCs w:val="24"/>
@@ -790,14 +794,14 @@
             </w:pPr>
             <w:r>
               <w:rPr>
-                <w:rFonts w:hint="eastAsia" w:ascii="宋体" w:hAnsi="宋体"/>
+                <w:rFonts w:ascii="宋体" w:hAnsi="宋体" w:hint="eastAsia"/>
                 <w:b/>
               </w:rPr>
               <w:t>被评估方名称</w:t>
             </w:r>
             <w:r>
               <w:rPr>
-                <w:rFonts w:hint="eastAsia" w:ascii="宋体" w:hAnsi="宋体"/>
+                <w:rFonts w:ascii="宋体" w:hAnsi="宋体" w:hint="eastAsia"/>
                 <w:b/>
                 <w:lang w:eastAsia="zh-CN"/>
               </w:rPr>
@@ -821,7 +825,7 @@
             </w:pPr>
             <w:r>
               <w:rPr>
-                <w:rFonts w:hint="eastAsia" w:ascii="宋体" w:hAnsi="宋体"/>
+                <w:rFonts w:ascii="宋体" w:hAnsi="宋体" w:hint="eastAsia"/>
                 <w:b/>
               </w:rPr>
               <w:t>发现问题日期</w:t>
@@ -837,13 +841,13 @@
             <w:pPr>
               <w:spacing w:before="60" w:after="60"/>
               <w:rPr>
-                <w:rFonts w:hint="eastAsia" w:ascii="宋体" w:hAnsi="宋体" w:eastAsia="宋体"/>
+                <w:rFonts w:ascii="宋体" w:eastAsia="宋体" w:hAnsi="宋体" w:hint="eastAsia"/>
                 <w:lang w:eastAsia="zh-CN"/>
               </w:rPr>
             </w:pPr>
             <w:r>
               <w:rPr>
-                <w:rFonts w:hint="eastAsia" w:ascii="宋体" w:hAnsi="宋体"/>
+                <w:rFonts w:ascii="宋体" w:hAnsi="宋体" w:hint="eastAsia"/>
               </w:rPr>
               <w:t xml:space="preserve"> </w:t>
             </w:r>
@@ -852,14 +856,9 @@
       </w:tr>
       <w:tr>
         <w:tblPrEx>
-          <w:tblBorders>
-            <w:top w:val="single" w:color="auto" w:sz="12" w:space="0"/>
-            <w:left w:val="single" w:color="auto" w:sz="12" w:space="0"/>
-            <w:bottom w:val="single" w:color="auto" w:sz="12" w:space="0"/>
-            <w:right w:val="single" w:color="auto" w:sz="12" w:space="0"/>
-            <w:insideH w:val="single" w:color="auto" w:sz="6" w:space="0"/>
-            <w:insideV w:val="single" w:color="auto" w:sz="6" w:space="0"/>
-          </w:tblBorders>
+          <w:tblW w:w="10083" w:type="dxa"/>
+          <w:jc w:val="center"/>
+          <w:tblLayout w:type="fixed"/>
           <w:tblCellMar>
             <w:top w:w="0" w:type="dxa"/>
             <w:left w:w="108" w:type="dxa"/>
@@ -875,7 +874,7 @@
           <w:tcPr>
             <w:tcW w:w="5688" w:type="dxa"/>
             <w:gridSpan w:val="6"/>
-            <w:vMerge w:val="continue"/>
+            <w:vMerge/>
           </w:tcPr>
           <w:p>
             <w:pPr>
@@ -904,7 +903,7 @@
             </w:pPr>
             <w:r>
               <w:rPr>
-                <w:rFonts w:hint="eastAsia" w:ascii="宋体" w:hAnsi="宋体"/>
+                <w:rFonts w:ascii="宋体" w:hAnsi="宋体" w:hint="eastAsia"/>
                 <w:b/>
               </w:rPr>
               <w:t>不符合项对应的标准条款</w:t>
@@ -920,7 +919,7 @@
             <w:pPr>
               <w:widowControl/>
               <w:rPr>
-                <w:rFonts w:cs="宋体" w:asciiTheme="minorEastAsia" w:hAnsiTheme="minorEastAsia" w:eastAsiaTheme="minorEastAsia"/>
+                <w:rFonts w:asciiTheme="minorEastAsia" w:eastAsiaTheme="minorEastAsia" w:hAnsiTheme="minorEastAsia" w:cs="宋体"/>
                 <w:kern w:val="0"/>
                 <w:sz w:val="18"/>
                 <w:szCs w:val="18"/>
@@ -933,14 +932,9 @@
       </w:tr>
       <w:tr>
         <w:tblPrEx>
-          <w:tblBorders>
-            <w:top w:val="single" w:color="auto" w:sz="12" w:space="0"/>
-            <w:left w:val="single" w:color="auto" w:sz="12" w:space="0"/>
-            <w:bottom w:val="single" w:color="auto" w:sz="12" w:space="0"/>
-            <w:right w:val="single" w:color="auto" w:sz="12" w:space="0"/>
-            <w:insideH w:val="single" w:color="auto" w:sz="6" w:space="0"/>
-            <w:insideV w:val="single" w:color="auto" w:sz="6" w:space="0"/>
-          </w:tblBorders>
+          <w:tblW w:w="10083" w:type="dxa"/>
+          <w:jc w:val="center"/>
+          <w:tblLayout w:type="fixed"/>
           <w:tblCellMar>
             <w:top w:w="0" w:type="dxa"/>
             <w:left w:w="108" w:type="dxa"/>
@@ -950,7 +944,7 @@
         </w:tblPrEx>
         <w:trPr>
           <w:cantSplit/>
-          <w:trHeight w:val="972" w:hRule="atLeast"/>
+          <w:trHeight w:val="972"/>
           <w:jc w:val="center"/>
         </w:trPr>
         <w:tc>
@@ -960,7 +954,7 @@
             <w:tcBorders>
               <w:bottom w:val="nil"/>
             </w:tcBorders>
-            <w:shd w:val="clear"/>
+            <w:shd w:val="clear" w:color="auto" w:fill="auto"/>
             <w:vAlign w:val="center"/>
           </w:tcPr>
           <w:p>
@@ -972,7 +966,7 @@
               <w:jc w:val="left"/>
               <w:textAlignment w:val="center"/>
               <w:rPr>
-                <w:rFonts w:hint="eastAsia" w:ascii="Arial" w:hAnsi="Arial" w:eastAsia="宋体" w:cs="Arial"/>
+                <w:rFonts w:ascii="Arial" w:eastAsia="宋体" w:hAnsi="Arial" w:cs="Arial" w:hint="eastAsia"/>
                 <w:i w:val="0"/>
                 <w:iCs w:val="0"/>
                 <w:color w:val="343A40"/>
@@ -985,7 +979,7 @@
             </w:pPr>
             <w:r>
               <w:rPr>
-                <w:rFonts w:hint="default" w:ascii="Arial" w:hAnsi="Arial" w:eastAsia="宋体" w:cs="Arial"/>
+                <w:rFonts w:ascii="Arial" w:eastAsia="宋体" w:hAnsi="Arial" w:cs="Arial" w:hint="default"/>
                 <w:i w:val="0"/>
                 <w:iCs w:val="0"/>
                 <w:color w:val="343A40"/>
@@ -993,7 +987,7 @@
                 <w:sz w:val="21"/>
                 <w:szCs w:val="21"/>
                 <w:u w:val="none"/>
-                <w:lang w:val="en-US" w:eastAsia="zh-CN" w:bidi="ar"/>
+                <w:lang w:val="en-US" w:eastAsia="zh-CN"/>
               </w:rPr>
               <w:t>现场评估，未提供工作交接记录，不符合T/CESA 1299-2023《信息技术服务 运行维护服务能力成熟度模型》7.3.3 人员储备b) 制定人员工作交接规范，保留工作交接记录。</w:t>
             </w:r>
@@ -1002,14 +996,9 @@
       </w:tr>
       <w:tr>
         <w:tblPrEx>
-          <w:tblBorders>
-            <w:top w:val="single" w:color="auto" w:sz="12" w:space="0"/>
-            <w:left w:val="single" w:color="auto" w:sz="12" w:space="0"/>
-            <w:bottom w:val="single" w:color="auto" w:sz="12" w:space="0"/>
-            <w:right w:val="single" w:color="auto" w:sz="12" w:space="0"/>
-            <w:insideH w:val="single" w:color="auto" w:sz="6" w:space="0"/>
-            <w:insideV w:val="single" w:color="auto" w:sz="6" w:space="0"/>
-          </w:tblBorders>
+          <w:tblW w:w="10083" w:type="dxa"/>
+          <w:jc w:val="center"/>
+          <w:tblLayout w:type="fixed"/>
           <w:tblCellMar>
             <w:top w:w="0" w:type="dxa"/>
             <w:left w:w="108" w:type="dxa"/>
@@ -1027,7 +1016,7 @@
             <w:gridSpan w:val="4"/>
             <w:tcBorders>
               <w:top w:val="nil"/>
-              <w:bottom w:val="single" w:color="auto" w:sz="6" w:space="0"/>
+              <w:bottom w:val="single" w:sz="6" w:space="0" w:color="auto"/>
               <w:right w:val="nil"/>
             </w:tcBorders>
           </w:tcPr>
@@ -1042,7 +1031,7 @@
             </w:pPr>
             <w:r>
               <w:rPr>
-                <w:rFonts w:hint="eastAsia" w:ascii="宋体" w:hAnsi="宋体"/>
+                <w:rFonts w:ascii="宋体" w:hAnsi="宋体" w:hint="eastAsia"/>
                 <w:spacing w:val="-12"/>
                 <w:sz w:val="18"/>
               </w:rPr>
@@ -1057,7 +1046,7 @@
             <w:tcBorders>
               <w:top w:val="nil"/>
               <w:left w:val="nil"/>
-              <w:bottom w:val="single" w:color="auto" w:sz="6" w:space="0"/>
+              <w:bottom w:val="single" w:sz="6" w:space="0" w:color="auto"/>
               <w:right w:val="nil"/>
             </w:tcBorders>
           </w:tcPr>
@@ -1066,7 +1055,7 @@
               <w:spacing w:before="120" w:after="120"/>
               <w:jc w:val="left"/>
               <w:rPr>
-                <w:rFonts w:ascii="宋体" w:hAnsi="宋体" w:eastAsia="Arial Unicode MS" w:cs="Arial Unicode MS"/>
+                <w:rFonts w:ascii="宋体" w:eastAsia="Arial Unicode MS" w:hAnsi="宋体" w:cs="Arial Unicode MS"/>
                 <w:color w:val="000000"/>
                 <w:szCs w:val="21"/>
                 <w:u w:color="000000"/>
@@ -1081,7 +1070,7 @@
             <w:tcBorders>
               <w:top w:val="nil"/>
               <w:left w:val="nil"/>
-              <w:bottom w:val="single" w:color="auto" w:sz="6" w:space="0"/>
+              <w:bottom w:val="single" w:sz="6" w:space="0" w:color="auto"/>
             </w:tcBorders>
           </w:tcPr>
           <w:p>
@@ -1095,7 +1084,7 @@
             </w:pPr>
             <w:r>
               <w:rPr>
-                <w:rFonts w:hint="eastAsia" w:ascii="宋体" w:hAnsi="宋体"/>
+                <w:rFonts w:ascii="宋体" w:hAnsi="宋体" w:hint="eastAsia"/>
                 <w:spacing w:val="-12"/>
                 <w:sz w:val="18"/>
               </w:rPr>
@@ -1106,14 +1095,9 @@
       </w:tr>
       <w:tr>
         <w:tblPrEx>
-          <w:tblBorders>
-            <w:top w:val="single" w:color="auto" w:sz="12" w:space="0"/>
-            <w:left w:val="single" w:color="auto" w:sz="12" w:space="0"/>
-            <w:bottom w:val="single" w:color="auto" w:sz="12" w:space="0"/>
-            <w:right w:val="single" w:color="auto" w:sz="12" w:space="0"/>
-            <w:insideH w:val="single" w:color="auto" w:sz="6" w:space="0"/>
-            <w:insideV w:val="single" w:color="auto" w:sz="6" w:space="0"/>
-          </w:tblBorders>
+          <w:tblW w:w="10083" w:type="dxa"/>
+          <w:jc w:val="center"/>
+          <w:tblLayout w:type="fixed"/>
           <w:tblCellMar>
             <w:top w:w="0" w:type="dxa"/>
             <w:left w:w="108" w:type="dxa"/>
@@ -1123,7 +1107,7 @@
         </w:tblPrEx>
         <w:trPr>
           <w:cantSplit/>
-          <w:trHeight w:val="308" w:hRule="atLeast"/>
+          <w:trHeight w:val="308"/>
           <w:jc w:val="center"/>
         </w:trPr>
         <w:tc>
@@ -1145,7 +1129,7 @@
             </w:pPr>
             <w:r>
               <w:rPr>
-                <w:rFonts w:hint="eastAsia" w:ascii="宋体" w:hAnsi="宋体"/>
+                <w:rFonts w:ascii="宋体" w:hAnsi="宋体" w:hint="eastAsia"/>
                 <w:b/>
               </w:rPr>
               <w:t>不 符 合</w:t>
@@ -1164,10 +1148,10 @@
             <w:pPr>
               <w:widowControl/>
               <w:spacing w:line="240" w:lineRule="exact"/>
-              <w:ind w:left="270" w:hanging="270" w:hangingChars="150"/>
+              <w:ind w:left="270" w:hanging="315" w:hangingChars="150"/>
               <w:jc w:val="left"/>
               <w:rPr>
-                <w:rFonts w:hint="eastAsia" w:ascii="宋体" w:hAnsi="宋体" w:eastAsia="宋体" w:cs="宋体"/>
+                <w:rFonts w:ascii="宋体" w:eastAsia="宋体" w:hAnsi="宋体" w:cs="宋体" w:hint="eastAsia"/>
                 <w:color w:val="auto"/>
                 <w:sz w:val="18"/>
                 <w:szCs w:val="18"/>
@@ -1176,14 +1160,14 @@
             </w:pPr>
             <w:r>
               <w:rPr>
-                <w:rFonts w:ascii="宋体" w:hAnsi="宋体"/>
+                <w:rFonts w:ascii="Wingdings" w:hAnsi="Wingdings"/>
                 <w:sz w:val="18"/>
               </w:rPr>
               <w:sym w:font="Wingdings" w:char="F0FE"/>
             </w:r>
             <w:r>
               <w:rPr>
-                <w:rFonts w:hint="eastAsia" w:ascii="宋体" w:hAnsi="宋体"/>
+                <w:rFonts w:ascii="宋体" w:hAnsi="宋体" w:hint="eastAsia"/>
                 <w:sz w:val="18"/>
                 <w:u w:val="single"/>
               </w:rPr>
@@ -1191,14 +1175,14 @@
             </w:r>
             <w:r>
               <w:rPr>
-                <w:rFonts w:hint="eastAsia" w:ascii="宋体" w:hAnsi="宋体"/>
+                <w:rFonts w:ascii="宋体" w:hAnsi="宋体" w:hint="eastAsia"/>
                 <w:sz w:val="18"/>
               </w:rPr>
               <w:t>款号：</w:t>
             </w:r>
             <w:r>
               <w:rPr>
-                <w:rFonts w:hint="default" w:ascii="Arial" w:hAnsi="Arial" w:eastAsia="宋体" w:cs="Arial"/>
+                <w:rFonts w:ascii="Arial" w:eastAsia="宋体" w:hAnsi="Arial" w:cs="Arial" w:hint="default"/>
                 <w:i w:val="0"/>
                 <w:iCs w:val="0"/>
                 <w:color w:val="343A40"/>
@@ -1206,13 +1190,13 @@
                 <w:sz w:val="21"/>
                 <w:szCs w:val="21"/>
                 <w:u w:val="none"/>
-                <w:lang w:val="en-US" w:eastAsia="zh-CN" w:bidi="ar"/>
+                <w:lang w:val="en-US" w:eastAsia="zh-CN"/>
               </w:rPr>
               <w:t>T/CESA 1299-2023</w:t>
             </w:r>
             <w:r>
               <w:rPr>
-                <w:rFonts w:hint="eastAsia" w:ascii="Arial" w:hAnsi="Arial" w:cs="Arial"/>
+                <w:rFonts w:ascii="Arial" w:hAnsi="Arial" w:cs="Arial" w:hint="eastAsia"/>
                 <w:i w:val="0"/>
                 <w:iCs w:val="0"/>
                 <w:color w:val="343A40"/>
@@ -1220,13 +1204,13 @@
                 <w:sz w:val="21"/>
                 <w:szCs w:val="21"/>
                 <w:u w:val="none"/>
-                <w:lang w:val="en-US" w:eastAsia="zh-CN" w:bidi="ar"/>
+                <w:lang w:val="en-US" w:eastAsia="zh-CN"/>
               </w:rPr>
               <w:t xml:space="preserve">  </w:t>
             </w:r>
             <w:r>
               <w:rPr>
-                <w:rFonts w:hint="default" w:ascii="Arial" w:hAnsi="Arial" w:eastAsia="宋体" w:cs="Arial"/>
+                <w:rFonts w:ascii="Arial" w:eastAsia="宋体" w:hAnsi="Arial" w:cs="Arial" w:hint="default"/>
                 <w:i w:val="0"/>
                 <w:iCs w:val="0"/>
                 <w:color w:val="343A40"/>
@@ -1234,7 +1218,7 @@
                 <w:sz w:val="21"/>
                 <w:szCs w:val="21"/>
                 <w:u w:val="none"/>
-                <w:lang w:val="en-US" w:eastAsia="zh-CN" w:bidi="ar"/>
+                <w:lang w:val="en-US" w:eastAsia="zh-CN"/>
               </w:rPr>
               <w:t>7.3.3 人员储备b)</w:t>
             </w:r>
@@ -1243,14 +1227,9 @@
       </w:tr>
       <w:tr>
         <w:tblPrEx>
-          <w:tblBorders>
-            <w:top w:val="single" w:color="auto" w:sz="12" w:space="0"/>
-            <w:left w:val="single" w:color="auto" w:sz="12" w:space="0"/>
-            <w:bottom w:val="single" w:color="auto" w:sz="12" w:space="0"/>
-            <w:right w:val="single" w:color="auto" w:sz="12" w:space="0"/>
-            <w:insideH w:val="single" w:color="auto" w:sz="6" w:space="0"/>
-            <w:insideV w:val="single" w:color="auto" w:sz="6" w:space="0"/>
-          </w:tblBorders>
+          <w:tblW w:w="10083" w:type="dxa"/>
+          <w:jc w:val="center"/>
+          <w:tblLayout w:type="fixed"/>
           <w:tblCellMar>
             <w:top w:w="0" w:type="dxa"/>
             <w:left w:w="108" w:type="dxa"/>
@@ -1260,7 +1239,7 @@
         </w:tblPrEx>
         <w:trPr>
           <w:cantSplit/>
-          <w:trHeight w:val="304" w:hRule="atLeast"/>
+          <w:trHeight w:val="304"/>
           <w:jc w:val="center"/>
         </w:trPr>
         <w:tc>
@@ -1278,7 +1257,7 @@
             </w:pPr>
             <w:r>
               <w:rPr>
-                <w:rFonts w:hint="eastAsia" w:ascii="宋体" w:hAnsi="宋体"/>
+                <w:rFonts w:ascii="宋体" w:hAnsi="宋体" w:hint="eastAsia"/>
                 <w:b/>
               </w:rPr>
               <w:t>严重程度</w:t>
@@ -1299,26 +1278,26 @@
             </w:pPr>
             <w:r>
               <w:rPr>
-                <w:rFonts w:ascii="宋体" w:hAnsi="宋体"/>
+                <w:rFonts w:ascii="Wingdings" w:hAnsi="Wingdings"/>
               </w:rPr>
               <w:sym w:font="Wingdings" w:char="F071"/>
             </w:r>
             <w:r>
               <w:rPr>
-                <w:rFonts w:hint="eastAsia" w:ascii="宋体" w:hAnsi="宋体"/>
+                <w:rFonts w:ascii="宋体" w:hAnsi="宋体" w:hint="eastAsia"/>
                 <w:sz w:val="18"/>
               </w:rPr>
               <w:t xml:space="preserve"> 严重  </w:t>
             </w:r>
             <w:r>
               <w:rPr>
-                <w:rFonts w:ascii="宋体" w:hAnsi="宋体"/>
+                <w:rFonts w:ascii="Wingdings" w:hAnsi="Wingdings"/>
               </w:rPr>
               <w:sym w:font="Wingdings" w:char="F0FE"/>
             </w:r>
             <w:r>
               <w:rPr>
-                <w:rFonts w:hint="eastAsia" w:ascii="宋体" w:hAnsi="宋体"/>
+                <w:rFonts w:ascii="宋体" w:hAnsi="宋体" w:hint="eastAsia"/>
                 <w:sz w:val="18"/>
               </w:rPr>
               <w:t xml:space="preserve"> 一般</w:t>
@@ -1342,14 +1321,14 @@
             </w:pPr>
             <w:r>
               <w:rPr>
-                <w:rFonts w:ascii="宋体" w:hAnsi="宋体"/>
+                <w:rFonts w:ascii="Wingdings" w:hAnsi="Wingdings"/>
                 <w:b/>
               </w:rPr>
               <w:sym w:font="Wingdings" w:char="F071"/>
             </w:r>
             <w:r>
               <w:rPr>
-                <w:rFonts w:hint="eastAsia" w:ascii="宋体" w:hAnsi="宋体"/>
+                <w:rFonts w:ascii="宋体" w:hAnsi="宋体" w:hint="eastAsia"/>
                 <w:b/>
                 <w:sz w:val="18"/>
               </w:rPr>
@@ -1357,14 +1336,14 @@
             </w:r>
             <w:r>
               <w:rPr>
-                <w:rFonts w:ascii="宋体" w:hAnsi="宋体"/>
+                <w:rFonts w:ascii="Wingdings" w:hAnsi="Wingdings"/>
                 <w:b/>
               </w:rPr>
               <w:sym w:font="Wingdings" w:char="F071"/>
             </w:r>
             <w:r>
               <w:rPr>
-                <w:rFonts w:hint="eastAsia" w:ascii="宋体" w:hAnsi="宋体"/>
+                <w:rFonts w:ascii="宋体" w:hAnsi="宋体" w:hint="eastAsia"/>
                 <w:b/>
                 <w:sz w:val="18"/>
               </w:rPr>
@@ -1390,14 +1369,9 @@
       </w:tr>
       <w:tr>
         <w:tblPrEx>
-          <w:tblBorders>
-            <w:top w:val="single" w:color="auto" w:sz="12" w:space="0"/>
-            <w:left w:val="single" w:color="auto" w:sz="12" w:space="0"/>
-            <w:bottom w:val="single" w:color="auto" w:sz="12" w:space="0"/>
-            <w:right w:val="single" w:color="auto" w:sz="12" w:space="0"/>
-            <w:insideH w:val="single" w:color="auto" w:sz="6" w:space="0"/>
-            <w:insideV w:val="single" w:color="auto" w:sz="6" w:space="0"/>
-          </w:tblBorders>
+          <w:tblW w:w="10083" w:type="dxa"/>
+          <w:jc w:val="center"/>
+          <w:tblLayout w:type="fixed"/>
           <w:tblCellMar>
             <w:top w:w="0" w:type="dxa"/>
             <w:left w:w="108" w:type="dxa"/>
@@ -1407,7 +1381,7 @@
         </w:tblPrEx>
         <w:trPr>
           <w:cantSplit/>
-          <w:trHeight w:val="1260" w:hRule="atLeast"/>
+          <w:trHeight w:val="1260"/>
           <w:jc w:val="center"/>
         </w:trPr>
         <w:tc>
@@ -1425,7 +1399,7 @@
             </w:pPr>
             <w:r>
               <w:rPr>
-                <w:rFonts w:hint="eastAsia" w:ascii="宋体" w:hAnsi="宋体"/>
+                <w:rFonts w:ascii="宋体" w:hAnsi="宋体" w:hint="eastAsia"/>
                 <w:b/>
               </w:rPr>
               <w:t>对不符合的处置：</w:t>
@@ -1433,16 +1407,16 @@
           </w:p>
           <w:tbl>
             <w:tblPr>
-              <w:tblStyle w:val="15"/>
+              <w:tblStyle w:val="TableNormal"/>
               <w:tblW w:w="22706" w:type="dxa"/>
               <w:tblInd w:w="-127" w:type="dxa"/>
               <w:tblBorders>
-                <w:top w:val="none" w:color="auto" w:sz="0" w:space="0"/>
-                <w:left w:val="none" w:color="auto" w:sz="0" w:space="0"/>
-                <w:bottom w:val="none" w:color="auto" w:sz="0" w:space="0"/>
-                <w:right w:val="none" w:color="auto" w:sz="0" w:space="0"/>
-                <w:insideH w:val="none" w:color="auto" w:sz="0" w:space="0"/>
-                <w:insideV w:val="none" w:color="auto" w:sz="0" w:space="0"/>
+                <w:top w:val="nil"/>
+                <w:left w:val="nil"/>
+                <w:bottom w:val="nil"/>
+                <w:right w:val="nil"/>
+                <w:insideH w:val="nil"/>
+                <w:insideV w:val="nil"/>
               </w:tblBorders>
               <w:shd w:val="clear" w:color="auto" w:fill="FFFFFF"/>
               <w:tblLayout w:type="fixed"/>
@@ -1458,15 +1432,18 @@
             </w:tblGrid>
             <w:tr>
               <w:tblPrEx>
+                <w:tblW w:w="22706" w:type="dxa"/>
+                <w:tblInd w:w="-127" w:type="dxa"/>
                 <w:tblBorders>
-                  <w:top w:val="none" w:color="auto" w:sz="0" w:space="0"/>
-                  <w:left w:val="none" w:color="auto" w:sz="0" w:space="0"/>
-                  <w:bottom w:val="none" w:color="auto" w:sz="0" w:space="0"/>
-                  <w:right w:val="none" w:color="auto" w:sz="0" w:space="0"/>
-                  <w:insideH w:val="none" w:color="auto" w:sz="0" w:space="0"/>
-                  <w:insideV w:val="none" w:color="auto" w:sz="0" w:space="0"/>
+                  <w:top w:val="nil"/>
+                  <w:left w:val="nil"/>
+                  <w:bottom w:val="nil"/>
+                  <w:right w:val="nil"/>
+                  <w:insideH w:val="nil"/>
+                  <w:insideV w:val="nil"/>
                 </w:tblBorders>
                 <w:shd w:val="clear" w:color="auto" w:fill="FFFFFF"/>
+                <w:tblLayout w:type="fixed"/>
                 <w:tblCellMar>
                   <w:top w:w="0" w:type="dxa"/>
                   <w:left w:w="0" w:type="dxa"/>
@@ -1475,16 +1452,16 @@
                 </w:tblCellMar>
               </w:tblPrEx>
               <w:trPr>
-                <w:trHeight w:val="510" w:hRule="atLeast"/>
+                <w:trHeight w:val="510"/>
               </w:trPr>
               <w:tc>
                 <w:tcPr>
                   <w:tcW w:w="22706" w:type="dxa"/>
                   <w:tcBorders>
-                    <w:top w:val="single" w:color="DDDDDD" w:sz="6" w:space="0"/>
-                    <w:left w:val="single" w:color="DDDDDD" w:sz="6" w:space="0"/>
-                    <w:bottom w:val="single" w:color="DDDDDD" w:sz="6" w:space="0"/>
-                    <w:right w:val="single" w:color="DDDDDD" w:sz="6" w:space="0"/>
+                    <w:top w:val="single" w:sz="6" w:space="0" w:color="DDDDDD"/>
+                    <w:left w:val="single" w:sz="6" w:space="0" w:color="DDDDDD"/>
+                    <w:bottom w:val="single" w:sz="6" w:space="0" w:color="DDDDDD"/>
+                    <w:right w:val="single" w:sz="6" w:space="0" w:color="DDDDDD"/>
                   </w:tcBorders>
                   <w:shd w:val="clear" w:color="auto" w:fill="F5F5F5"/>
                   <w:tcMar>
@@ -1504,7 +1481,7 @@
                     <w:spacing w:line="270" w:lineRule="atLeast"/>
                     <w:jc w:val="left"/>
                     <w:rPr>
-                      <w:rFonts w:ascii="Segoe UI" w:hAnsi="Segoe UI" w:eastAsia="Segoe UI" w:cs="Segoe UI"/>
+                      <w:rFonts w:ascii="Segoe UI" w:eastAsia="Segoe UI" w:hAnsi="Segoe UI" w:cs="Segoe UI"/>
                       <w:i w:val="0"/>
                       <w:iCs w:val="0"/>
                       <w:caps w:val="0"/>
@@ -1516,7 +1493,7 @@
                   </w:pPr>
                   <w:r>
                     <w:rPr>
-                      <w:rFonts w:hint="default" w:ascii="Segoe UI" w:hAnsi="Segoe UI" w:eastAsia="Segoe UI" w:cs="Segoe UI"/>
+                      <w:rFonts w:ascii="Segoe UI" w:eastAsia="Segoe UI" w:hAnsi="Segoe UI" w:cs="Segoe UI" w:hint="default"/>
                       <w:i w:val="0"/>
                       <w:iCs w:val="0"/>
                       <w:caps w:val="0"/>
@@ -1525,13 +1502,13 @@
                       <w:kern w:val="0"/>
                       <w:sz w:val="18"/>
                       <w:szCs w:val="18"/>
-                      <w:lang w:val="en-US" w:eastAsia="zh-CN" w:bidi="ar"/>
+                      <w:lang w:val="en-US" w:eastAsia="zh-CN"/>
                     </w:rPr>
                     <w:t>基于本次评估发现的不符合，运维工作相关人员重新检查</w:t>
                   </w:r>
                   <w:r>
                     <w:rPr>
-                      <w:rFonts w:hint="eastAsia" w:ascii="Segoe UI" w:hAnsi="Segoe UI" w:eastAsia="Segoe UI" w:cs="Segoe UI"/>
+                      <w:rFonts w:ascii="Segoe UI" w:eastAsia="Segoe UI" w:hAnsi="Segoe UI" w:cs="Segoe UI" w:hint="eastAsia"/>
                       <w:i w:val="0"/>
                       <w:iCs w:val="0"/>
                       <w:caps w:val="0"/>
@@ -1539,14 +1516,14 @@
                       <w:spacing w:val="0"/>
                       <w:sz w:val="18"/>
                       <w:szCs w:val="18"/>
-                      <w:shd w:val="clear" w:fill="F5F5F5"/>
+                      <w:shd w:val="clear" w:color="auto" w:fill="F5F5F5"/>
                       <w:lang w:val="en-US" w:eastAsia="zh-CN"/>
                     </w:rPr>
                     <w:t>工作交接记录</w:t>
                   </w:r>
                   <w:r>
                     <w:rPr>
-                      <w:rFonts w:hint="default" w:ascii="Segoe UI" w:hAnsi="Segoe UI" w:eastAsia="Segoe UI" w:cs="Segoe UI"/>
+                      <w:rFonts w:ascii="Segoe UI" w:eastAsia="Segoe UI" w:hAnsi="Segoe UI" w:cs="Segoe UI" w:hint="default"/>
                       <w:i w:val="0"/>
                       <w:iCs w:val="0"/>
                       <w:caps w:val="0"/>
@@ -1555,13 +1532,13 @@
                       <w:kern w:val="0"/>
                       <w:sz w:val="18"/>
                       <w:szCs w:val="18"/>
-                      <w:lang w:val="en-US" w:eastAsia="zh-CN" w:bidi="ar"/>
+                      <w:lang w:val="en-US" w:eastAsia="zh-CN"/>
                     </w:rPr>
                     <w:t>，将缺少</w:t>
                   </w:r>
                   <w:r>
                     <w:rPr>
-                      <w:rFonts w:hint="eastAsia" w:ascii="Segoe UI" w:hAnsi="Segoe UI" w:eastAsia="Segoe UI" w:cs="Segoe UI"/>
+                      <w:rFonts w:ascii="Segoe UI" w:eastAsia="Segoe UI" w:hAnsi="Segoe UI" w:cs="Segoe UI" w:hint="eastAsia"/>
                       <w:i w:val="0"/>
                       <w:iCs w:val="0"/>
                       <w:caps w:val="0"/>
@@ -1570,13 +1547,13 @@
                       <w:kern w:val="0"/>
                       <w:sz w:val="18"/>
                       <w:szCs w:val="18"/>
-                      <w:lang w:val="en-US" w:eastAsia="zh-CN" w:bidi="ar"/>
+                      <w:lang w:val="en-US" w:eastAsia="zh-CN"/>
                     </w:rPr>
                     <w:t>的</w:t>
                   </w:r>
                   <w:r>
                     <w:rPr>
-                      <w:rFonts w:hint="eastAsia" w:ascii="Segoe UI" w:hAnsi="Segoe UI" w:eastAsia="Segoe UI" w:cs="Segoe UI"/>
+                      <w:rFonts w:ascii="Segoe UI" w:eastAsia="Segoe UI" w:hAnsi="Segoe UI" w:cs="Segoe UI" w:hint="eastAsia"/>
                       <w:i w:val="0"/>
                       <w:iCs w:val="0"/>
                       <w:caps w:val="0"/>
@@ -1584,13 +1561,13 @@
                       <w:spacing w:val="0"/>
                       <w:sz w:val="18"/>
                       <w:szCs w:val="18"/>
-                      <w:shd w:val="clear" w:fill="F5F5F5"/>
+                      <w:shd w:val="clear" w:color="auto" w:fill="F5F5F5"/>
                     </w:rPr>
                     <w:t>工作交接记录</w:t>
                   </w:r>
                   <w:r>
                     <w:rPr>
-                      <w:rFonts w:hint="default" w:ascii="Segoe UI" w:hAnsi="Segoe UI" w:eastAsia="Segoe UI" w:cs="Segoe UI"/>
+                      <w:rFonts w:ascii="Segoe UI" w:eastAsia="Segoe UI" w:hAnsi="Segoe UI" w:cs="Segoe UI" w:hint="default"/>
                       <w:i w:val="0"/>
                       <w:iCs w:val="0"/>
                       <w:caps w:val="0"/>
@@ -1599,13 +1576,13 @@
                       <w:kern w:val="0"/>
                       <w:sz w:val="18"/>
                       <w:szCs w:val="18"/>
-                      <w:lang w:val="en-US" w:eastAsia="zh-CN" w:bidi="ar"/>
+                      <w:lang w:val="en-US" w:eastAsia="zh-CN"/>
                     </w:rPr>
                     <w:t>，</w:t>
                   </w:r>
                   <w:r>
                     <w:rPr>
-                      <w:rFonts w:hint="eastAsia" w:ascii="Segoe UI" w:hAnsi="Segoe UI" w:eastAsia="Segoe UI" w:cs="Segoe UI"/>
+                      <w:rFonts w:ascii="Segoe UI" w:eastAsia="Segoe UI" w:hAnsi="Segoe UI" w:cs="Segoe UI" w:hint="eastAsia"/>
                       <w:i w:val="0"/>
                       <w:iCs w:val="0"/>
                       <w:caps w:val="0"/>
@@ -1614,13 +1591,13 @@
                       <w:kern w:val="0"/>
                       <w:sz w:val="18"/>
                       <w:szCs w:val="18"/>
-                      <w:lang w:val="en-US" w:eastAsia="zh-CN" w:bidi="ar"/>
+                      <w:lang w:val="en-US" w:eastAsia="zh-CN"/>
                     </w:rPr>
                     <w:t>进行</w:t>
                   </w:r>
                   <w:r>
                     <w:rPr>
-                      <w:rFonts w:hint="default" w:ascii="Segoe UI" w:hAnsi="Segoe UI" w:eastAsia="Segoe UI" w:cs="Segoe UI"/>
+                      <w:rFonts w:ascii="Segoe UI" w:eastAsia="Segoe UI" w:hAnsi="Segoe UI" w:cs="Segoe UI" w:hint="default"/>
                       <w:i w:val="0"/>
                       <w:iCs w:val="0"/>
                       <w:caps w:val="0"/>
@@ -1629,7 +1606,7 @@
                       <w:kern w:val="0"/>
                       <w:sz w:val="18"/>
                       <w:szCs w:val="18"/>
-                      <w:lang w:val="en-US" w:eastAsia="zh-CN" w:bidi="ar"/>
+                      <w:lang w:val="en-US" w:eastAsia="zh-CN"/>
                     </w:rPr>
                     <w:t>补全。</w:t>
                   </w:r>
@@ -1648,14 +1625,9 @@
       </w:tr>
       <w:tr>
         <w:tblPrEx>
-          <w:tblBorders>
-            <w:top w:val="single" w:color="auto" w:sz="12" w:space="0"/>
-            <w:left w:val="single" w:color="auto" w:sz="12" w:space="0"/>
-            <w:bottom w:val="single" w:color="auto" w:sz="12" w:space="0"/>
-            <w:right w:val="single" w:color="auto" w:sz="12" w:space="0"/>
-            <w:insideH w:val="single" w:color="auto" w:sz="6" w:space="0"/>
-            <w:insideV w:val="single" w:color="auto" w:sz="6" w:space="0"/>
-          </w:tblBorders>
+          <w:tblW w:w="10083" w:type="dxa"/>
+          <w:jc w:val="center"/>
+          <w:tblLayout w:type="fixed"/>
           <w:tblCellMar>
             <w:top w:w="0" w:type="dxa"/>
             <w:left w:w="108" w:type="dxa"/>
@@ -1682,7 +1654,7 @@
             </w:pPr>
             <w:r>
               <w:rPr>
-                <w:rFonts w:hint="eastAsia" w:ascii="宋体" w:hAnsi="宋体"/>
+                <w:rFonts w:ascii="宋体" w:hAnsi="宋体" w:hint="eastAsia"/>
                 <w:b/>
               </w:rPr>
               <w:t>不符合原因分析：</w:t>
@@ -1696,7 +1668,7 @@
             </w:pPr>
             <w:r>
               <w:rPr>
-                <w:rFonts w:ascii="Segoe UI" w:hAnsi="Segoe UI" w:eastAsia="Segoe UI" w:cs="Segoe UI"/>
+                <w:rFonts w:ascii="Segoe UI" w:eastAsia="Segoe UI" w:hAnsi="Segoe UI" w:cs="Segoe UI"/>
                 <w:i w:val="0"/>
                 <w:iCs w:val="0"/>
                 <w:caps w:val="0"/>
@@ -1704,13 +1676,13 @@
                 <w:spacing w:val="0"/>
                 <w:sz w:val="18"/>
                 <w:szCs w:val="18"/>
-                <w:shd w:val="clear" w:fill="F5F5F5"/>
+                <w:shd w:val="clear" w:color="auto" w:fill="F5F5F5"/>
               </w:rPr>
               <w:t>运维工作相关人员，对《</w:t>
             </w:r>
             <w:r>
               <w:rPr>
-                <w:rFonts w:hint="eastAsia" w:ascii="Segoe UI" w:hAnsi="Segoe UI" w:cs="Segoe UI"/>
+                <w:rFonts w:ascii="Segoe UI" w:hAnsi="Segoe UI" w:cs="Segoe UI" w:hint="eastAsia"/>
                 <w:i w:val="0"/>
                 <w:iCs w:val="0"/>
                 <w:caps w:val="0"/>
@@ -1718,14 +1690,14 @@
                 <w:spacing w:val="0"/>
                 <w:sz w:val="18"/>
                 <w:szCs w:val="18"/>
-                <w:shd w:val="clear" w:fill="F5F5F5"/>
+                <w:shd w:val="clear" w:color="auto" w:fill="F5F5F5"/>
                 <w:lang w:val="en-US" w:eastAsia="zh-CN"/>
               </w:rPr>
               <w:t>3、工作交接规范</w:t>
             </w:r>
             <w:r>
               <w:rPr>
-                <w:rFonts w:ascii="Segoe UI" w:hAnsi="Segoe UI" w:eastAsia="Segoe UI" w:cs="Segoe UI"/>
+                <w:rFonts w:ascii="Segoe UI" w:eastAsia="Segoe UI" w:hAnsi="Segoe UI" w:cs="Segoe UI"/>
                 <w:i w:val="0"/>
                 <w:iCs w:val="0"/>
                 <w:caps w:val="0"/>
@@ -1733,13 +1705,13 @@
                 <w:spacing w:val="0"/>
                 <w:sz w:val="18"/>
                 <w:szCs w:val="18"/>
-                <w:shd w:val="clear" w:fill="F5F5F5"/>
+                <w:shd w:val="clear" w:color="auto" w:fill="F5F5F5"/>
               </w:rPr>
               <w:t>》了解不到位，在</w:t>
             </w:r>
             <w:r>
               <w:rPr>
-                <w:rFonts w:hint="eastAsia" w:ascii="Segoe UI" w:hAnsi="Segoe UI" w:cs="Segoe UI"/>
+                <w:rFonts w:ascii="Segoe UI" w:hAnsi="Segoe UI" w:cs="Segoe UI" w:hint="eastAsia"/>
                 <w:i w:val="0"/>
                 <w:iCs w:val="0"/>
                 <w:caps w:val="0"/>
@@ -1747,14 +1719,14 @@
                 <w:spacing w:val="0"/>
                 <w:sz w:val="18"/>
                 <w:szCs w:val="18"/>
-                <w:shd w:val="clear" w:fill="F5F5F5"/>
+                <w:shd w:val="clear" w:color="auto" w:fill="F5F5F5"/>
                 <w:lang w:val="en-US" w:eastAsia="zh-CN"/>
               </w:rPr>
               <w:t>运维人员进行工作交接</w:t>
             </w:r>
             <w:r>
               <w:rPr>
-                <w:rFonts w:ascii="Segoe UI" w:hAnsi="Segoe UI" w:eastAsia="Segoe UI" w:cs="Segoe UI"/>
+                <w:rFonts w:ascii="Segoe UI" w:eastAsia="Segoe UI" w:hAnsi="Segoe UI" w:cs="Segoe UI"/>
                 <w:i w:val="0"/>
                 <w:iCs w:val="0"/>
                 <w:caps w:val="0"/>
@@ -1762,13 +1734,13 @@
                 <w:spacing w:val="0"/>
                 <w:sz w:val="18"/>
                 <w:szCs w:val="18"/>
-                <w:shd w:val="clear" w:fill="F5F5F5"/>
+                <w:shd w:val="clear" w:color="auto" w:fill="F5F5F5"/>
               </w:rPr>
               <w:t>时，未妥善保存相关记录，导致现场</w:t>
             </w:r>
             <w:r>
               <w:rPr>
-                <w:rFonts w:hint="eastAsia" w:ascii="Segoe UI" w:hAnsi="Segoe UI" w:cs="Segoe UI"/>
+                <w:rFonts w:ascii="Segoe UI" w:hAnsi="Segoe UI" w:cs="Segoe UI" w:hint="eastAsia"/>
                 <w:i w:val="0"/>
                 <w:iCs w:val="0"/>
                 <w:caps w:val="0"/>
@@ -1776,14 +1748,14 @@
                 <w:spacing w:val="0"/>
                 <w:sz w:val="18"/>
                 <w:szCs w:val="18"/>
-                <w:shd w:val="clear" w:fill="F5F5F5"/>
+                <w:shd w:val="clear" w:color="auto" w:fill="F5F5F5"/>
                 <w:lang w:val="en-US" w:eastAsia="zh-CN"/>
               </w:rPr>
               <w:t>评估</w:t>
             </w:r>
             <w:r>
               <w:rPr>
-                <w:rFonts w:hint="eastAsia" w:ascii="Segoe UI" w:hAnsi="Segoe UI" w:cs="Segoe UI"/>
+                <w:rFonts w:ascii="Segoe UI" w:hAnsi="Segoe UI" w:cs="Segoe UI" w:hint="eastAsia"/>
                 <w:i w:val="0"/>
                 <w:iCs w:val="0"/>
                 <w:caps w:val="0"/>
@@ -1791,14 +1763,14 @@
                 <w:spacing w:val="0"/>
                 <w:sz w:val="18"/>
                 <w:szCs w:val="18"/>
-                <w:shd w:val="clear" w:fill="F5F5F5"/>
+                <w:shd w:val="clear" w:color="auto" w:fill="F5F5F5"/>
                 <w:lang w:eastAsia="zh-CN"/>
               </w:rPr>
               <w:t>，</w:t>
             </w:r>
             <w:r>
               <w:rPr>
-                <w:rFonts w:ascii="Segoe UI" w:hAnsi="Segoe UI" w:eastAsia="Segoe UI" w:cs="Segoe UI"/>
+                <w:rFonts w:ascii="Segoe UI" w:eastAsia="Segoe UI" w:hAnsi="Segoe UI" w:cs="Segoe UI"/>
                 <w:i w:val="0"/>
                 <w:iCs w:val="0"/>
                 <w:caps w:val="0"/>
@@ -1806,13 +1778,13 @@
                 <w:spacing w:val="0"/>
                 <w:sz w:val="18"/>
                 <w:szCs w:val="18"/>
-                <w:shd w:val="clear" w:fill="F5F5F5"/>
+                <w:shd w:val="clear" w:color="auto" w:fill="F5F5F5"/>
               </w:rPr>
               <w:t>未见</w:t>
             </w:r>
             <w:r>
               <w:rPr>
-                <w:rFonts w:hint="eastAsia" w:ascii="Segoe UI" w:hAnsi="Segoe UI" w:cs="Segoe UI"/>
+                <w:rFonts w:ascii="Segoe UI" w:hAnsi="Segoe UI" w:cs="Segoe UI" w:hint="eastAsia"/>
                 <w:i w:val="0"/>
                 <w:iCs w:val="0"/>
                 <w:caps w:val="0"/>
@@ -1820,14 +1792,14 @@
                 <w:spacing w:val="0"/>
                 <w:sz w:val="18"/>
                 <w:szCs w:val="18"/>
-                <w:shd w:val="clear" w:fill="F5F5F5"/>
+                <w:shd w:val="clear" w:color="auto" w:fill="F5F5F5"/>
                 <w:lang w:val="en-US" w:eastAsia="zh-CN"/>
               </w:rPr>
               <w:t>工作</w:t>
             </w:r>
             <w:r>
               <w:rPr>
-                <w:rFonts w:hint="eastAsia" w:ascii="Segoe UI" w:hAnsi="Segoe UI" w:eastAsia="Segoe UI" w:cs="Segoe UI"/>
+                <w:rFonts w:ascii="Segoe UI" w:eastAsia="Segoe UI" w:hAnsi="Segoe UI" w:cs="Segoe UI" w:hint="eastAsia"/>
                 <w:i w:val="0"/>
                 <w:iCs w:val="0"/>
                 <w:caps w:val="0"/>
@@ -1835,13 +1807,13 @@
                 <w:spacing w:val="0"/>
                 <w:sz w:val="18"/>
                 <w:szCs w:val="18"/>
-                <w:shd w:val="clear" w:fill="F5F5F5"/>
+                <w:shd w:val="clear" w:color="auto" w:fill="F5F5F5"/>
               </w:rPr>
               <w:t>交接记录</w:t>
             </w:r>
             <w:r>
               <w:rPr>
-                <w:rFonts w:ascii="Segoe UI" w:hAnsi="Segoe UI" w:eastAsia="Segoe UI" w:cs="Segoe UI"/>
+                <w:rFonts w:ascii="Segoe UI" w:eastAsia="Segoe UI" w:hAnsi="Segoe UI" w:cs="Segoe UI"/>
                 <w:i w:val="0"/>
                 <w:iCs w:val="0"/>
                 <w:caps w:val="0"/>
@@ -1849,7 +1821,7 @@
                 <w:spacing w:val="0"/>
                 <w:sz w:val="18"/>
                 <w:szCs w:val="18"/>
-                <w:shd w:val="clear" w:fill="F5F5F5"/>
+                <w:shd w:val="clear" w:color="auto" w:fill="F5F5F5"/>
               </w:rPr>
               <w:t>。</w:t>
             </w:r>
@@ -1865,14 +1837,9 @@
       </w:tr>
       <w:tr>
         <w:tblPrEx>
-          <w:tblBorders>
-            <w:top w:val="single" w:color="auto" w:sz="12" w:space="0"/>
-            <w:left w:val="single" w:color="auto" w:sz="12" w:space="0"/>
-            <w:bottom w:val="single" w:color="auto" w:sz="12" w:space="0"/>
-            <w:right w:val="single" w:color="auto" w:sz="12" w:space="0"/>
-            <w:insideH w:val="single" w:color="auto" w:sz="6" w:space="0"/>
-            <w:insideV w:val="single" w:color="auto" w:sz="6" w:space="0"/>
-          </w:tblBorders>
+          <w:tblW w:w="10083" w:type="dxa"/>
+          <w:jc w:val="center"/>
+          <w:tblLayout w:type="fixed"/>
           <w:tblCellMar>
             <w:top w:w="0" w:type="dxa"/>
             <w:left w:w="108" w:type="dxa"/>
@@ -1882,7 +1849,7 @@
         </w:tblPrEx>
         <w:trPr>
           <w:cantSplit/>
-          <w:trHeight w:val="2329" w:hRule="atLeast"/>
+          <w:trHeight w:val="2329"/>
           <w:jc w:val="center"/>
         </w:trPr>
         <w:tc>
@@ -1900,7 +1867,7 @@
             </w:pPr>
             <w:r>
               <w:rPr>
-                <w:rFonts w:hint="eastAsia" w:ascii="宋体" w:hAnsi="宋体"/>
+                <w:rFonts w:ascii="宋体" w:hAnsi="宋体" w:hint="eastAsia"/>
                 <w:b/>
               </w:rPr>
               <w:t>针对原因采取的防止再发生的措施（请列出新的或修订后的流程、或增加的检测控制、或增加的资源等）：</w:t>
@@ -1909,7 +1876,7 @@
           <w:p>
             <w:pPr>
               <w:rPr>
-                <w:rFonts w:ascii="Segoe UI" w:hAnsi="Segoe UI" w:eastAsia="Segoe UI" w:cs="Segoe UI"/>
+                <w:rFonts w:ascii="Segoe UI" w:eastAsia="Segoe UI" w:hAnsi="Segoe UI" w:cs="Segoe UI"/>
                 <w:i w:val="0"/>
                 <w:iCs w:val="0"/>
                 <w:caps w:val="0"/>
@@ -1917,12 +1884,12 @@
                 <w:spacing w:val="0"/>
                 <w:sz w:val="18"/>
                 <w:szCs w:val="18"/>
-                <w:shd w:val="clear" w:fill="F5F5F5"/>
-              </w:rPr>
-            </w:pPr>
-            <w:r>
-              <w:rPr>
-                <w:rFonts w:ascii="Segoe UI" w:hAnsi="Segoe UI" w:eastAsia="Segoe UI" w:cs="Segoe UI"/>
+                <w:shd w:val="clear" w:color="auto" w:fill="F5F5F5"/>
+              </w:rPr>
+            </w:pPr>
+            <w:r>
+              <w:rPr>
+                <w:rFonts w:ascii="Segoe UI" w:eastAsia="Segoe UI" w:hAnsi="Segoe UI" w:cs="Segoe UI"/>
                 <w:i w:val="0"/>
                 <w:iCs w:val="0"/>
                 <w:caps w:val="0"/>
@@ -1930,13 +1897,13 @@
                 <w:spacing w:val="0"/>
                 <w:sz w:val="18"/>
                 <w:szCs w:val="18"/>
-                <w:shd w:val="clear" w:fill="F5F5F5"/>
+                <w:shd w:val="clear" w:color="auto" w:fill="F5F5F5"/>
               </w:rPr>
               <w:t>质量部加强对</w:t>
             </w:r>
             <w:r>
               <w:rPr>
-                <w:rFonts w:hint="eastAsia" w:ascii="Segoe UI" w:hAnsi="Segoe UI" w:cs="Segoe UI"/>
+                <w:rFonts w:ascii="Segoe UI" w:hAnsi="Segoe UI" w:cs="Segoe UI" w:hint="eastAsia"/>
                 <w:i w:val="0"/>
                 <w:iCs w:val="0"/>
                 <w:caps w:val="0"/>
@@ -1944,14 +1911,14 @@
                 <w:spacing w:val="0"/>
                 <w:sz w:val="18"/>
                 <w:szCs w:val="18"/>
-                <w:shd w:val="clear" w:fill="F5F5F5"/>
+                <w:shd w:val="clear" w:color="auto" w:fill="F5F5F5"/>
                 <w:lang w:val="en-US" w:eastAsia="zh-CN"/>
               </w:rPr>
               <w:t>工作</w:t>
             </w:r>
             <w:r>
               <w:rPr>
-                <w:rFonts w:hint="eastAsia" w:ascii="Segoe UI" w:hAnsi="Segoe UI" w:eastAsia="Segoe UI" w:cs="Segoe UI"/>
+                <w:rFonts w:ascii="Segoe UI" w:eastAsia="Segoe UI" w:hAnsi="Segoe UI" w:cs="Segoe UI" w:hint="eastAsia"/>
                 <w:i w:val="0"/>
                 <w:iCs w:val="0"/>
                 <w:caps w:val="0"/>
@@ -1959,13 +1926,13 @@
                 <w:spacing w:val="0"/>
                 <w:sz w:val="18"/>
                 <w:szCs w:val="18"/>
-                <w:shd w:val="clear" w:fill="F5F5F5"/>
+                <w:shd w:val="clear" w:color="auto" w:fill="F5F5F5"/>
               </w:rPr>
               <w:t>交接</w:t>
             </w:r>
             <w:r>
               <w:rPr>
-                <w:rFonts w:ascii="Segoe UI" w:hAnsi="Segoe UI" w:eastAsia="Segoe UI" w:cs="Segoe UI"/>
+                <w:rFonts w:ascii="Segoe UI" w:eastAsia="Segoe UI" w:hAnsi="Segoe UI" w:cs="Segoe UI"/>
                 <w:i w:val="0"/>
                 <w:iCs w:val="0"/>
                 <w:caps w:val="0"/>
@@ -1973,7 +1940,7 @@
                 <w:spacing w:val="0"/>
                 <w:sz w:val="18"/>
                 <w:szCs w:val="18"/>
-                <w:shd w:val="clear" w:fill="F5F5F5"/>
+                <w:shd w:val="clear" w:color="auto" w:fill="F5F5F5"/>
               </w:rPr>
               <w:t>记录审查，对相关工作人员进行宣贯；</w:t>
             </w:r>
@@ -1986,7 +1953,7 @@
             </w:pPr>
             <w:r>
               <w:rPr>
-                <w:rFonts w:hint="eastAsia" w:ascii="Segoe UI" w:hAnsi="Segoe UI" w:cs="Segoe UI"/>
+                <w:rFonts w:ascii="Segoe UI" w:hAnsi="Segoe UI" w:cs="Segoe UI" w:hint="eastAsia"/>
                 <w:i w:val="0"/>
                 <w:iCs w:val="0"/>
                 <w:caps w:val="0"/>
@@ -1994,14 +1961,14 @@
                 <w:spacing w:val="0"/>
                 <w:sz w:val="18"/>
                 <w:szCs w:val="18"/>
-                <w:shd w:val="clear" w:fill="F5F5F5"/>
+                <w:shd w:val="clear" w:color="auto" w:fill="F5F5F5"/>
                 <w:lang w:val="en-US" w:eastAsia="zh-CN"/>
               </w:rPr>
               <w:t>人力资源部</w:t>
             </w:r>
             <w:r>
               <w:rPr>
-                <w:rFonts w:ascii="Segoe UI" w:hAnsi="Segoe UI" w:eastAsia="Segoe UI" w:cs="Segoe UI"/>
+                <w:rFonts w:ascii="Segoe UI" w:eastAsia="Segoe UI" w:hAnsi="Segoe UI" w:cs="Segoe UI"/>
                 <w:i w:val="0"/>
                 <w:iCs w:val="0"/>
                 <w:caps w:val="0"/>
@@ -2009,13 +1976,13 @@
                 <w:spacing w:val="0"/>
                 <w:sz w:val="18"/>
                 <w:szCs w:val="18"/>
-                <w:shd w:val="clear" w:fill="F5F5F5"/>
+                <w:shd w:val="clear" w:color="auto" w:fill="F5F5F5"/>
               </w:rPr>
               <w:t>安排培训对相关运维工作人员进行《</w:t>
             </w:r>
             <w:r>
               <w:rPr>
-                <w:rFonts w:hint="eastAsia" w:ascii="Segoe UI" w:hAnsi="Segoe UI" w:cs="Segoe UI"/>
+                <w:rFonts w:ascii="Segoe UI" w:hAnsi="Segoe UI" w:cs="Segoe UI" w:hint="eastAsia"/>
                 <w:i w:val="0"/>
                 <w:iCs w:val="0"/>
                 <w:caps w:val="0"/>
@@ -2023,14 +1990,14 @@
                 <w:spacing w:val="0"/>
                 <w:sz w:val="18"/>
                 <w:szCs w:val="18"/>
-                <w:shd w:val="clear" w:fill="F5F5F5"/>
+                <w:shd w:val="clear" w:color="auto" w:fill="F5F5F5"/>
                 <w:lang w:val="en-US" w:eastAsia="zh-CN"/>
               </w:rPr>
               <w:t>3、工作交接规范</w:t>
             </w:r>
             <w:r>
               <w:rPr>
-                <w:rFonts w:ascii="Segoe UI" w:hAnsi="Segoe UI" w:eastAsia="Segoe UI" w:cs="Segoe UI"/>
+                <w:rFonts w:ascii="Segoe UI" w:eastAsia="Segoe UI" w:hAnsi="Segoe UI" w:cs="Segoe UI"/>
                 <w:i w:val="0"/>
                 <w:iCs w:val="0"/>
                 <w:caps w:val="0"/>
@@ -2038,7 +2005,7 @@
                 <w:spacing w:val="0"/>
                 <w:sz w:val="18"/>
                 <w:szCs w:val="18"/>
-                <w:shd w:val="clear" w:fill="F5F5F5"/>
+                <w:shd w:val="clear" w:color="auto" w:fill="F5F5F5"/>
               </w:rPr>
               <w:t>》的培训，防止此类问题再次发生。</w:t>
             </w:r>
@@ -2069,7 +2036,7 @@
             </w:pPr>
             <w:r>
               <w:rPr>
-                <w:rFonts w:hint="eastAsia" w:ascii="宋体" w:hAnsi="宋体"/>
+                <w:rFonts w:ascii="宋体" w:hAnsi="宋体" w:hint="eastAsia"/>
                 <w:b/>
                 <w:sz w:val="18"/>
               </w:rPr>
@@ -2085,7 +2052,7 @@
             </w:r>
             <w:r>
               <w:rPr>
-                <w:rFonts w:hint="eastAsia" w:ascii="宋体" w:hAnsi="宋体"/>
+                <w:rFonts w:ascii="宋体" w:hAnsi="宋体" w:hint="eastAsia"/>
                 <w:b/>
                 <w:sz w:val="18"/>
               </w:rPr>
@@ -2093,7 +2060,7 @@
             </w:r>
             <w:r>
               <w:rPr>
-                <w:rFonts w:hint="eastAsia" w:ascii="宋体" w:hAnsi="宋体"/>
+                <w:rFonts w:ascii="宋体" w:hAnsi="宋体" w:hint="eastAsia"/>
                 <w:sz w:val="18"/>
               </w:rPr>
               <w:t xml:space="preserve">           </w:t>
@@ -2107,14 +2074,14 @@
             </w:r>
             <w:r>
               <w:rPr>
-                <w:rFonts w:hint="eastAsia" w:ascii="宋体" w:hAnsi="宋体"/>
+                <w:rFonts w:ascii="宋体" w:hAnsi="宋体" w:hint="eastAsia"/>
                 <w:sz w:val="18"/>
               </w:rPr>
               <w:t>年</w:t>
             </w:r>
             <w:r>
               <w:rPr>
-                <w:rFonts w:hint="eastAsia" w:ascii="宋体" w:hAnsi="宋体"/>
+                <w:rFonts w:ascii="宋体" w:hAnsi="宋体" w:hint="eastAsia"/>
                 <w:sz w:val="18"/>
                 <w:lang w:val="en-US" w:eastAsia="zh-CN"/>
               </w:rPr>
@@ -2122,7 +2089,7 @@
             </w:r>
             <w:r>
               <w:rPr>
-                <w:rFonts w:hint="eastAsia" w:ascii="宋体" w:hAnsi="宋体"/>
+                <w:rFonts w:ascii="宋体" w:hAnsi="宋体" w:hint="eastAsia"/>
                 <w:sz w:val="18"/>
               </w:rPr>
               <w:t>月  日</w:t>
@@ -2132,14 +2099,9 @@
       </w:tr>
       <w:tr>
         <w:tblPrEx>
-          <w:tblBorders>
-            <w:top w:val="single" w:color="auto" w:sz="12" w:space="0"/>
-            <w:left w:val="single" w:color="auto" w:sz="12" w:space="0"/>
-            <w:bottom w:val="single" w:color="auto" w:sz="12" w:space="0"/>
-            <w:right w:val="single" w:color="auto" w:sz="12" w:space="0"/>
-            <w:insideH w:val="single" w:color="auto" w:sz="6" w:space="0"/>
-            <w:insideV w:val="single" w:color="auto" w:sz="6" w:space="0"/>
-          </w:tblBorders>
+          <w:tblW w:w="10083" w:type="dxa"/>
+          <w:jc w:val="center"/>
+          <w:tblLayout w:type="fixed"/>
           <w:tblCellMar>
             <w:top w:w="0" w:type="dxa"/>
             <w:left w:w="108" w:type="dxa"/>
@@ -2149,7 +2111,7 @@
         </w:tblPrEx>
         <w:trPr>
           <w:cantSplit/>
-          <w:trHeight w:val="375" w:hRule="atLeast"/>
+          <w:trHeight w:val="375"/>
           <w:jc w:val="center"/>
         </w:trPr>
         <w:tc>
@@ -2168,7 +2130,7 @@
             </w:pPr>
             <w:r>
               <w:rPr>
-                <w:rFonts w:hint="eastAsia" w:ascii="宋体" w:hAnsi="宋体"/>
+                <w:rFonts w:ascii="宋体" w:hAnsi="宋体" w:hint="eastAsia"/>
                 <w:b/>
               </w:rPr>
               <w:t>跟踪</w:t>
@@ -2183,7 +2145,7 @@
             </w:pPr>
             <w:r>
               <w:rPr>
-                <w:rFonts w:hint="eastAsia" w:ascii="宋体" w:hAnsi="宋体"/>
+                <w:rFonts w:ascii="宋体" w:hAnsi="宋体" w:hint="eastAsia"/>
                 <w:b/>
               </w:rPr>
               <w:t>验证</w:t>
@@ -2205,33 +2167,33 @@
             </w:pPr>
             <w:r>
               <w:rPr>
-                <w:rFonts w:hint="eastAsia" w:ascii="宋体" w:hAnsi="宋体"/>
+                <w:rFonts w:ascii="宋体" w:hAnsi="宋体" w:hint="eastAsia"/>
                 <w:sz w:val="18"/>
               </w:rPr>
               <w:t xml:space="preserve">不符合处置是否有效        </w:t>
             </w:r>
             <w:r>
               <w:rPr>
-                <w:rFonts w:ascii="宋体" w:hAnsi="宋体"/>
+                <w:rFonts w:ascii="Wingdings" w:hAnsi="Wingdings"/>
               </w:rPr>
               <w:sym w:font="Wingdings" w:char="F071"/>
             </w:r>
             <w:r>
               <w:rPr>
-                <w:rFonts w:hint="eastAsia" w:ascii="宋体" w:hAnsi="宋体"/>
+                <w:rFonts w:ascii="宋体" w:hAnsi="宋体" w:hint="eastAsia"/>
                 <w:sz w:val="18"/>
               </w:rPr>
               <w:t xml:space="preserve"> 是   </w:t>
             </w:r>
             <w:r>
               <w:rPr>
-                <w:rFonts w:ascii="宋体" w:hAnsi="宋体"/>
+                <w:rFonts w:ascii="Wingdings" w:hAnsi="Wingdings"/>
               </w:rPr>
               <w:sym w:font="Wingdings" w:char="F071"/>
             </w:r>
             <w:r>
               <w:rPr>
-                <w:rFonts w:hint="eastAsia" w:ascii="宋体" w:hAnsi="宋体"/>
+                <w:rFonts w:ascii="宋体" w:hAnsi="宋体" w:hint="eastAsia"/>
                 <w:sz w:val="18"/>
               </w:rPr>
               <w:t xml:space="preserve"> 否</w:t>
@@ -2254,7 +2216,7 @@
             </w:pPr>
             <w:r>
               <w:rPr>
-                <w:rFonts w:hint="eastAsia" w:ascii="宋体" w:hAnsi="宋体"/>
+                <w:rFonts w:ascii="宋体" w:hAnsi="宋体" w:hint="eastAsia"/>
                 <w:b/>
               </w:rPr>
               <w:t>验证方式：</w:t>
@@ -2270,34 +2232,34 @@
             </w:pPr>
             <w:r>
               <w:rPr>
+                <w:rFonts w:ascii="Wingdings" w:hAnsi="Wingdings"/>
+              </w:rPr>
+              <w:sym w:font="Wingdings" w:char="F071"/>
+            </w:r>
+            <w:r>
+              <w:rPr>
+                <w:rFonts w:ascii="宋体" w:hAnsi="宋体" w:hint="eastAsia"/>
+                <w:sz w:val="18"/>
+              </w:rPr>
+              <w:t xml:space="preserve"> 文件验证</w:t>
+            </w:r>
+          </w:p>
+          <w:p>
+            <w:pPr>
+              <w:spacing w:before="60"/>
+              <w:rPr>
                 <w:rFonts w:ascii="宋体" w:hAnsi="宋体"/>
               </w:rPr>
+            </w:pPr>
+            <w:r>
+              <w:rPr>
+                <w:rFonts w:ascii="Wingdings" w:hAnsi="Wingdings"/>
+              </w:rPr>
               <w:sym w:font="Wingdings" w:char="F071"/>
             </w:r>
             <w:r>
               <w:rPr>
-                <w:rFonts w:hint="eastAsia" w:ascii="宋体" w:hAnsi="宋体"/>
-                <w:sz w:val="18"/>
-              </w:rPr>
-              <w:t xml:space="preserve"> 文件验证</w:t>
-            </w:r>
-          </w:p>
-          <w:p>
-            <w:pPr>
-              <w:spacing w:before="60"/>
-              <w:rPr>
-                <w:rFonts w:ascii="宋体" w:hAnsi="宋体"/>
-              </w:rPr>
-            </w:pPr>
-            <w:r>
-              <w:rPr>
-                <w:rFonts w:ascii="宋体" w:hAnsi="宋体"/>
-              </w:rPr>
-              <w:sym w:font="Wingdings" w:char="F071"/>
-            </w:r>
-            <w:r>
-              <w:rPr>
-                <w:rFonts w:hint="eastAsia" w:ascii="宋体" w:hAnsi="宋体"/>
+                <w:rFonts w:ascii="宋体" w:hAnsi="宋体" w:hint="eastAsia"/>
                 <w:sz w:val="18"/>
               </w:rPr>
               <w:t xml:space="preserve"> 现场验证</w:t>
@@ -2320,7 +2282,7 @@
             </w:pPr>
             <w:r>
               <w:rPr>
-                <w:rFonts w:hint="eastAsia" w:ascii="宋体" w:hAnsi="宋体"/>
+                <w:rFonts w:ascii="宋体" w:hAnsi="宋体" w:hint="eastAsia"/>
                 <w:b/>
               </w:rPr>
               <w:t>验证人员(签名)</w:t>
@@ -2349,7 +2311,7 @@
             </w:pPr>
             <w:r>
               <w:rPr>
-                <w:rFonts w:hint="eastAsia" w:ascii="宋体" w:hAnsi="宋体"/>
+                <w:rFonts w:ascii="宋体" w:hAnsi="宋体" w:hint="eastAsia"/>
               </w:rPr>
               <w:t xml:space="preserve">          年    月    日</w:t>
             </w:r>
@@ -2358,14 +2320,9 @@
       </w:tr>
       <w:tr>
         <w:tblPrEx>
-          <w:tblBorders>
-            <w:top w:val="single" w:color="auto" w:sz="12" w:space="0"/>
-            <w:left w:val="single" w:color="auto" w:sz="12" w:space="0"/>
-            <w:bottom w:val="single" w:color="auto" w:sz="12" w:space="0"/>
-            <w:right w:val="single" w:color="auto" w:sz="12" w:space="0"/>
-            <w:insideH w:val="single" w:color="auto" w:sz="6" w:space="0"/>
-            <w:insideV w:val="single" w:color="auto" w:sz="6" w:space="0"/>
-          </w:tblBorders>
+          <w:tblW w:w="10083" w:type="dxa"/>
+          <w:jc w:val="center"/>
+          <w:tblLayout w:type="fixed"/>
           <w:tblCellMar>
             <w:top w:w="0" w:type="dxa"/>
             <w:left w:w="108" w:type="dxa"/>
@@ -2375,13 +2332,13 @@
         </w:tblPrEx>
         <w:trPr>
           <w:cantSplit/>
-          <w:trHeight w:val="375" w:hRule="atLeast"/>
+          <w:trHeight w:val="375"/>
           <w:jc w:val="center"/>
         </w:trPr>
         <w:tc>
           <w:tcPr>
             <w:tcW w:w="648" w:type="dxa"/>
-            <w:vMerge w:val="continue"/>
+            <w:vMerge/>
           </w:tcPr>
           <w:p>
             <w:pPr>
@@ -2406,39 +2363,39 @@
             </w:pPr>
             <w:r>
               <w:rPr>
-                <w:rFonts w:hint="eastAsia" w:ascii="宋体" w:hAnsi="宋体"/>
+                <w:rFonts w:ascii="宋体" w:hAnsi="宋体" w:hint="eastAsia"/>
                 <w:sz w:val="18"/>
               </w:rPr>
               <w:t xml:space="preserve">原因分析是否准确          </w:t>
             </w:r>
             <w:r>
               <w:rPr>
+                <w:rFonts w:ascii="Wingdings" w:hAnsi="Wingdings"/>
+              </w:rPr>
+              <w:sym w:font="Wingdings" w:char="F071"/>
+            </w:r>
+            <w:r>
+              <w:rPr>
                 <w:rFonts w:ascii="宋体" w:hAnsi="宋体"/>
               </w:rPr>
+              <w:t xml:space="preserve"> </w:t>
+            </w:r>
+            <w:r>
+              <w:rPr>
+                <w:rFonts w:ascii="宋体" w:hAnsi="宋体" w:hint="eastAsia"/>
+                <w:sz w:val="18"/>
+              </w:rPr>
+              <w:t xml:space="preserve">是   </w:t>
+            </w:r>
+            <w:r>
+              <w:rPr>
+                <w:rFonts w:ascii="Wingdings" w:hAnsi="Wingdings"/>
+              </w:rPr>
               <w:sym w:font="Wingdings" w:char="F071"/>
             </w:r>
             <w:r>
               <w:rPr>
-                <w:rFonts w:ascii="宋体" w:hAnsi="宋体"/>
-              </w:rPr>
-              <w:t xml:space="preserve"> </w:t>
-            </w:r>
-            <w:r>
-              <w:rPr>
-                <w:rFonts w:hint="eastAsia" w:ascii="宋体" w:hAnsi="宋体"/>
-                <w:sz w:val="18"/>
-              </w:rPr>
-              <w:t xml:space="preserve">是   </w:t>
-            </w:r>
-            <w:r>
-              <w:rPr>
-                <w:rFonts w:ascii="宋体" w:hAnsi="宋体"/>
-              </w:rPr>
-              <w:sym w:font="Wingdings" w:char="F071"/>
-            </w:r>
-            <w:r>
-              <w:rPr>
-                <w:rFonts w:hint="eastAsia" w:ascii="宋体" w:hAnsi="宋体"/>
+                <w:rFonts w:ascii="宋体" w:hAnsi="宋体" w:hint="eastAsia"/>
                 <w:sz w:val="18"/>
               </w:rPr>
               <w:t xml:space="preserve"> 否</w:t>
@@ -2449,7 +2406,7 @@
           <w:tcPr>
             <w:tcW w:w="1440" w:type="dxa"/>
             <w:gridSpan w:val="3"/>
-            <w:vMerge w:val="continue"/>
+            <w:vMerge/>
           </w:tcPr>
           <w:p>
             <w:pPr>
@@ -2464,7 +2421,7 @@
           <w:tcPr>
             <w:tcW w:w="3855" w:type="dxa"/>
             <w:gridSpan w:val="3"/>
-            <w:vMerge w:val="continue"/>
+            <w:vMerge/>
           </w:tcPr>
           <w:p>
             <w:pPr>
@@ -2477,14 +2434,9 @@
       </w:tr>
       <w:tr>
         <w:tblPrEx>
-          <w:tblBorders>
-            <w:top w:val="single" w:color="auto" w:sz="12" w:space="0"/>
-            <w:left w:val="single" w:color="auto" w:sz="12" w:space="0"/>
-            <w:bottom w:val="single" w:color="auto" w:sz="12" w:space="0"/>
-            <w:right w:val="single" w:color="auto" w:sz="12" w:space="0"/>
-            <w:insideH w:val="single" w:color="auto" w:sz="6" w:space="0"/>
-            <w:insideV w:val="single" w:color="auto" w:sz="6" w:space="0"/>
-          </w:tblBorders>
+          <w:tblW w:w="10083" w:type="dxa"/>
+          <w:jc w:val="center"/>
+          <w:tblLayout w:type="fixed"/>
           <w:tblCellMar>
             <w:top w:w="0" w:type="dxa"/>
             <w:left w:w="108" w:type="dxa"/>
@@ -2494,13 +2446,13 @@
         </w:tblPrEx>
         <w:trPr>
           <w:cantSplit/>
-          <w:trHeight w:val="375" w:hRule="atLeast"/>
+          <w:trHeight w:val="375"/>
           <w:jc w:val="center"/>
         </w:trPr>
         <w:tc>
           <w:tcPr>
             <w:tcW w:w="648" w:type="dxa"/>
-            <w:vMerge w:val="continue"/>
+            <w:vMerge/>
           </w:tcPr>
           <w:p>
             <w:pPr>
@@ -2525,33 +2477,33 @@
             </w:pPr>
             <w:r>
               <w:rPr>
-                <w:rFonts w:hint="eastAsia" w:ascii="宋体" w:hAnsi="宋体"/>
+                <w:rFonts w:ascii="宋体" w:hAnsi="宋体" w:hint="eastAsia"/>
                 <w:sz w:val="18"/>
               </w:rPr>
               <w:t xml:space="preserve">防止再发生的措施是否有效  </w:t>
             </w:r>
             <w:r>
               <w:rPr>
-                <w:rFonts w:ascii="宋体" w:hAnsi="宋体"/>
+                <w:rFonts w:ascii="Wingdings" w:hAnsi="Wingdings"/>
               </w:rPr>
               <w:sym w:font="Wingdings" w:char="F071"/>
             </w:r>
             <w:r>
               <w:rPr>
-                <w:rFonts w:hint="eastAsia" w:ascii="宋体" w:hAnsi="宋体"/>
+                <w:rFonts w:ascii="宋体" w:hAnsi="宋体" w:hint="eastAsia"/>
                 <w:sz w:val="18"/>
               </w:rPr>
               <w:t xml:space="preserve"> 是   </w:t>
             </w:r>
             <w:r>
               <w:rPr>
-                <w:rFonts w:ascii="宋体" w:hAnsi="宋体"/>
+                <w:rFonts w:ascii="Wingdings" w:hAnsi="Wingdings"/>
               </w:rPr>
               <w:sym w:font="Wingdings" w:char="F071"/>
             </w:r>
             <w:r>
               <w:rPr>
-                <w:rFonts w:hint="eastAsia" w:ascii="宋体" w:hAnsi="宋体"/>
+                <w:rFonts w:ascii="宋体" w:hAnsi="宋体" w:hint="eastAsia"/>
                 <w:sz w:val="18"/>
               </w:rPr>
               <w:t xml:space="preserve"> 否</w:t>
@@ -2562,7 +2514,7 @@
           <w:tcPr>
             <w:tcW w:w="1440" w:type="dxa"/>
             <w:gridSpan w:val="3"/>
-            <w:vMerge w:val="continue"/>
+            <w:vMerge/>
           </w:tcPr>
           <w:p>
             <w:pPr>
@@ -2577,7 +2529,7 @@
           <w:tcPr>
             <w:tcW w:w="3855" w:type="dxa"/>
             <w:gridSpan w:val="3"/>
-            <w:vMerge w:val="continue"/>
+            <w:vMerge/>
           </w:tcPr>
           <w:p>
             <w:pPr>
@@ -2599,14 +2551,14 @@
       </w:pPr>
       <w:r>
         <w:rPr>
-          <w:rFonts w:hint="eastAsia" w:ascii="宋体" w:hAnsi="宋体"/>
+          <w:rFonts w:ascii="宋体" w:hAnsi="宋体" w:hint="eastAsia"/>
           <w:sz w:val="18"/>
         </w:rPr>
         <w:t>注：</w:t>
       </w:r>
       <w:r>
         <w:rPr>
-          <w:rFonts w:hint="eastAsia" w:ascii="宋体" w:hAnsi="宋体"/>
+          <w:rFonts w:ascii="宋体" w:hAnsi="宋体" w:hint="eastAsia"/>
           <w:sz w:val="18"/>
           <w:szCs w:val="18"/>
         </w:rPr>
@@ -2614,7 +2566,7 @@
       </w:r>
       <w:r>
         <w:rPr>
-          <w:rFonts w:hint="eastAsia" w:ascii="宋体" w:hAnsi="宋体"/>
+          <w:rFonts w:ascii="宋体" w:hAnsi="宋体" w:hint="eastAsia"/>
           <w:sz w:val="18"/>
         </w:rPr>
         <w:t>提交纠正措施时,须在本报告后附上一一对应的证明材料，否则须重新提交；</w:t>
@@ -2622,7 +2574,7 @@
     </w:p>
     <w:p>
       <w:pPr>
-        <w:ind w:left="350" w:firstLine="12" w:firstLineChars="7"/>
+        <w:ind w:left="350" w:firstLine="15" w:firstLineChars="7"/>
         <w:rPr>
           <w:rFonts w:ascii="宋体" w:hAnsi="宋体"/>
           <w:sz w:val="18"/>
@@ -2630,7 +2582,7 @@
       </w:pPr>
       <w:r>
         <w:rPr>
-          <w:rFonts w:hint="eastAsia" w:ascii="宋体" w:hAnsi="宋体"/>
+          <w:rFonts w:ascii="宋体" w:hAnsi="宋体" w:hint="eastAsia"/>
           <w:sz w:val="18"/>
         </w:rPr>
         <w:t>② 如果没有针对本报告及时采取有效的纠正措施，可能会导致延迟注册或注册资格的暂停/撤销；</w:t>
@@ -2638,7 +2590,7 @@
     </w:p>
     <w:p>
       <w:pPr>
-        <w:ind w:left="350" w:firstLine="12" w:firstLineChars="7"/>
+        <w:ind w:left="350" w:firstLine="15" w:firstLineChars="7"/>
         <w:rPr>
           <w:rFonts w:ascii="宋体" w:hAnsi="宋体"/>
           <w:sz w:val="18"/>
@@ -2646,7 +2598,7 @@
       </w:pPr>
       <w:r>
         <w:rPr>
-          <w:rFonts w:hint="eastAsia" w:ascii="宋体" w:hAnsi="宋体"/>
+          <w:rFonts w:ascii="宋体" w:hAnsi="宋体" w:hint="eastAsia"/>
           <w:sz w:val="18"/>
         </w:rPr>
         <w:t>③ 属提交纠正措施计划时，本机构将另行确定纠正措施实施效果验证方式。</w:t>
@@ -2654,7 +2606,7 @@
     </w:p>
     <w:p>
       <w:pPr>
-        <w:ind w:left="350" w:firstLine="12" w:firstLineChars="7"/>
+        <w:ind w:left="350" w:firstLine="15" w:firstLineChars="7"/>
         <w:rPr>
           <w:rFonts w:ascii="宋体" w:hAnsi="宋体"/>
           <w:sz w:val="18"/>
@@ -2663,7 +2615,7 @@
     </w:p>
     <w:p>
       <w:pPr>
-        <w:ind w:left="350" w:firstLine="12" w:firstLineChars="7"/>
+        <w:ind w:left="350" w:firstLine="15" w:firstLineChars="7"/>
         <w:rPr>
           <w:rFonts w:ascii="宋体" w:hAnsi="宋体"/>
           <w:sz w:val="18"/>
@@ -2683,7 +2635,7 @@
     <w:sectPr>
       <w:pgSz w:w="11906" w:h="16838"/>
       <w:pgMar w:top="851" w:right="849" w:bottom="709" w:left="1800" w:header="851" w:footer="992" w:gutter="0"/>
-      <w:cols w:space="425" w:num="1"/>
+      <w:cols w:num="1" w:space="425"/>
       <w:docGrid w:type="lines" w:linePitch="312" w:charSpace="0"/>
     </w:sectPr>
   </w:body>
@@ -2691,15 +2643,15 @@
 </file>
 
 <file path=word/numbering.xml><?xml version="1.0" encoding="utf-8"?>
-<w:numbering xmlns:wpc="http://schemas.microsoft.com/office/word/2010/wordprocessingCanvas" xmlns:mc="http://schemas.openxmlformats.org/markup-compatibility/2006" xmlns:o="urn:schemas-microsoft-com:office:office" xmlns:r="http://schemas.openxmlformats.org/officeDocument/2006/relationships" xmlns:m="http://schemas.openxmlformats.org/officeDocument/2006/math" xmlns:v="urn:schemas-microsoft-com:vml" xmlns:wp14="http://schemas.microsoft.com/office/word/2010/wordprocessingDrawing" xmlns:wp="http://schemas.openxmlformats.org/drawingml/2006/wordprocessingDrawing" xmlns:w10="urn:schemas-microsoft-com:office:word" xmlns:w="http://schemas.openxmlformats.org/wordprocessingml/2006/main" xmlns:w14="http://schemas.microsoft.com/office/word/2010/wordml" xmlns:wpg="http://schemas.microsoft.com/office/word/2010/wordprocessingGroup" xmlns:wpi="http://schemas.microsoft.com/office/word/2010/wordprocessingInk" xmlns:wne="http://schemas.microsoft.com/office/word/2006/wordml" xmlns:wps="http://schemas.microsoft.com/office/word/2010/wordprocessingShape" xmlns:wpsCustomData="http://www.wps.cn/officeDocument/2013/wpsCustomData" mc:Ignorable="w14 wp14">
+<w:numbering xmlns:wpc="http://schemas.microsoft.com/office/word/2010/wordprocessingCanvas" xmlns:mc="http://schemas.openxmlformats.org/markup-compatibility/2006" xmlns:o="urn:schemas-microsoft-com:office:office" xmlns:r="http://schemas.openxmlformats.org/officeDocument/2006/relationships" xmlns:m="http://schemas.openxmlformats.org/officeDocument/2006/math" xmlns:v="urn:schemas-microsoft-com:vml" xmlns:wp14="http://schemas.microsoft.com/office/word/2010/wordprocessingDrawing" xmlns:wp="http://schemas.openxmlformats.org/drawingml/2006/wordprocessingDrawing" xmlns:w10="urn:schemas-microsoft-com:office:word" xmlns:w="http://schemas.openxmlformats.org/wordprocessingml/2006/main" xmlns:w14="http://schemas.microsoft.com/office/word/2010/wordml" xmlns:w15="http://schemas.microsoft.com/office/word/2012/wordml" xmlns:wne="http://schemas.microsoft.com/office/word/2006/wordml" xmlns:wpg="http://schemas.microsoft.com/office/word/2010/wordprocessingGroup" xmlns:wpi="http://schemas.microsoft.com/office/word/2010/wordprocessingInk" xmlns:wps="http://schemas.microsoft.com/office/word/2010/wordprocessingShape" mc:Ignorable="w14 w15 wp14">
   <w:abstractNum w:abstractNumId="0">
     <w:nsid w:val="152C0026"/>
     <w:multiLevelType w:val="multilevel"/>
     <w:tmpl w:val="152C0026"/>
-    <w:lvl w:ilvl="0" w:tentative="0">
+    <w:lvl w:ilvl="0">
       <w:start w:val="1"/>
       <w:numFmt w:val="decimal"/>
-      <w:pStyle w:val="2"/>
+      <w:pStyle w:val="Heading1"/>
       <w:lvlText w:val="%1"/>
       <w:lvlJc w:val="left"/>
       <w:pPr>
@@ -2709,10 +2661,10 @@
         <w:rFonts w:hint="default"/>
       </w:rPr>
     </w:lvl>
-    <w:lvl w:ilvl="1" w:tentative="0">
+    <w:lvl w:ilvl="1">
       <w:start w:val="1"/>
       <w:numFmt w:val="decimal"/>
-      <w:pStyle w:val="3"/>
+      <w:pStyle w:val="Heading2"/>
       <w:lvlText w:val="C.%2"/>
       <w:lvlJc w:val="left"/>
       <w:pPr>
@@ -2722,10 +2674,10 @@
         <w:rFonts w:hint="default"/>
       </w:rPr>
     </w:lvl>
-    <w:lvl w:ilvl="2" w:tentative="0">
+    <w:lvl w:ilvl="2">
       <w:start w:val="1"/>
       <w:numFmt w:val="decimal"/>
-      <w:pStyle w:val="4"/>
+      <w:pStyle w:val="Heading3"/>
       <w:lvlText w:val="C.%2.%3"/>
       <w:lvlJc w:val="left"/>
       <w:pPr>
@@ -2735,10 +2687,10 @@
         <w:rFonts w:hint="default"/>
       </w:rPr>
     </w:lvl>
-    <w:lvl w:ilvl="3" w:tentative="0">
+    <w:lvl w:ilvl="3">
       <w:start w:val="1"/>
       <w:numFmt w:val="decimal"/>
-      <w:pStyle w:val="5"/>
+      <w:pStyle w:val="Heading4"/>
       <w:lvlText w:val="C.%2.%3.%4"/>
       <w:lvlJc w:val="left"/>
       <w:pPr>
@@ -2748,10 +2700,10 @@
         <w:rFonts w:hint="default"/>
       </w:rPr>
     </w:lvl>
-    <w:lvl w:ilvl="4" w:tentative="0">
+    <w:lvl w:ilvl="4">
       <w:start w:val="1"/>
       <w:numFmt w:val="decimal"/>
-      <w:pStyle w:val="6"/>
+      <w:pStyle w:val="Heading5"/>
       <w:lvlText w:val="%1.%2.%3.%4.%5"/>
       <w:lvlJc w:val="left"/>
       <w:pPr>
@@ -2761,10 +2713,10 @@
         <w:rFonts w:hint="default"/>
       </w:rPr>
     </w:lvl>
-    <w:lvl w:ilvl="5" w:tentative="0">
+    <w:lvl w:ilvl="5">
       <w:start w:val="1"/>
       <w:numFmt w:val="decimal"/>
-      <w:pStyle w:val="7"/>
+      <w:pStyle w:val="Heading6"/>
       <w:lvlText w:val="%1.%2.%3.%4.%5.%6"/>
       <w:lvlJc w:val="left"/>
       <w:pPr>
@@ -2774,10 +2726,10 @@
         <w:rFonts w:hint="default"/>
       </w:rPr>
     </w:lvl>
-    <w:lvl w:ilvl="6" w:tentative="0">
+    <w:lvl w:ilvl="6">
       <w:start w:val="1"/>
       <w:numFmt w:val="decimal"/>
-      <w:pStyle w:val="8"/>
+      <w:pStyle w:val="Heading7"/>
       <w:lvlText w:val="%1.%2.%3.%4.%5.%6.%7"/>
       <w:lvlJc w:val="left"/>
       <w:pPr>
@@ -2787,10 +2739,10 @@
         <w:rFonts w:hint="default"/>
       </w:rPr>
     </w:lvl>
-    <w:lvl w:ilvl="7" w:tentative="0">
+    <w:lvl w:ilvl="7">
       <w:start w:val="1"/>
       <w:numFmt w:val="decimal"/>
-      <w:pStyle w:val="9"/>
+      <w:pStyle w:val="Heading8"/>
       <w:lvlText w:val="%1.%2.%3.%4.%5.%6.%7.%8"/>
       <w:lvlJc w:val="left"/>
       <w:pPr>
@@ -2800,10 +2752,10 @@
         <w:rFonts w:hint="default"/>
       </w:rPr>
     </w:lvl>
-    <w:lvl w:ilvl="8" w:tentative="0">
+    <w:lvl w:ilvl="8">
       <w:start w:val="1"/>
       <w:numFmt w:val="decimal"/>
-      <w:pStyle w:val="10"/>
+      <w:pStyle w:val="Heading9"/>
       <w:lvlText w:val="%1.%2.%3.%4.%5.%6.%7.%8.%9"/>
       <w:lvlJc w:val="left"/>
       <w:pPr>
@@ -2821,287 +2773,284 @@
 </file>
 
 <file path=word/styles.xml><?xml version="1.0" encoding="utf-8"?>
-<w:styles xmlns:mc="http://schemas.openxmlformats.org/markup-compatibility/2006" xmlns:o="urn:schemas-microsoft-com:office:office" xmlns:r="http://schemas.openxmlformats.org/officeDocument/2006/relationships" xmlns:m="http://schemas.openxmlformats.org/officeDocument/2006/math" xmlns:v="urn:schemas-microsoft-com:vml" xmlns:w="http://schemas.openxmlformats.org/wordprocessingml/2006/main" xmlns:w14="http://schemas.microsoft.com/office/word/2010/wordml" xmlns:w10="urn:schemas-microsoft-com:office:word" xmlns:sl="http://schemas.openxmlformats.org/schemaLibrary/2006/main" xmlns:wpsCustomData="http://www.wps.cn/officeDocument/2013/wpsCustomData" mc:Ignorable="w14">
+<w:styles xmlns:mc="http://schemas.openxmlformats.org/markup-compatibility/2006" xmlns:r="http://schemas.openxmlformats.org/officeDocument/2006/relationships" xmlns:w="http://schemas.openxmlformats.org/wordprocessingml/2006/main" xmlns:w14="http://schemas.microsoft.com/office/word/2010/wordml" xmlns:w15="http://schemas.microsoft.com/office/word/2012/wordml" mc:Ignorable="w14 w15">
   <w:docDefaults>
     <w:rPrDefault>
       <w:rPr>
-        <w:rFonts w:ascii="Times New Roman" w:hAnsi="Times New Roman" w:eastAsia="宋体" w:cs="Times New Roman"/>
+        <w:rFonts w:ascii="Times New Roman" w:eastAsia="宋体" w:hAnsi="Times New Roman" w:cs="Times New Roman"/>
       </w:rPr>
     </w:rPrDefault>
     <w:pPrDefault/>
   </w:docDefaults>
-  <w:latentStyles w:count="260" w:defQFormat="0" w:defUnhideWhenUsed="1" w:defSemiHidden="1" w:defUIPriority="99" w:defLockedState="0">
-    <w:lsdException w:qFormat="1" w:unhideWhenUsed="0" w:uiPriority="0" w:semiHidden="0" w:name="Normal"/>
-    <w:lsdException w:qFormat="1" w:unhideWhenUsed="0" w:uiPriority="0" w:semiHidden="0" w:name="heading 1"/>
-    <w:lsdException w:qFormat="1" w:unhideWhenUsed="0" w:uiPriority="0" w:semiHidden="0" w:name="heading 2"/>
-    <w:lsdException w:qFormat="1" w:unhideWhenUsed="0" w:uiPriority="9" w:semiHidden="0" w:name="heading 3"/>
-    <w:lsdException w:qFormat="1" w:unhideWhenUsed="0" w:uiPriority="0" w:semiHidden="0" w:name="heading 4"/>
-    <w:lsdException w:qFormat="1" w:unhideWhenUsed="0" w:uiPriority="0" w:semiHidden="0" w:name="heading 5"/>
-    <w:lsdException w:qFormat="1" w:unhideWhenUsed="0" w:uiPriority="0" w:semiHidden="0" w:name="heading 6"/>
-    <w:lsdException w:qFormat="1" w:unhideWhenUsed="0" w:uiPriority="0" w:semiHidden="0" w:name="heading 7"/>
-    <w:lsdException w:qFormat="1" w:unhideWhenUsed="0" w:uiPriority="0" w:semiHidden="0" w:name="heading 8"/>
-    <w:lsdException w:qFormat="1" w:unhideWhenUsed="0" w:uiPriority="0" w:semiHidden="0" w:name="heading 9"/>
-    <w:lsdException w:uiPriority="99" w:name="index 1"/>
-    <w:lsdException w:uiPriority="99" w:name="index 2"/>
-    <w:lsdException w:uiPriority="99" w:name="index 3"/>
-    <w:lsdException w:uiPriority="99" w:name="index 4"/>
-    <w:lsdException w:uiPriority="99" w:name="index 5"/>
-    <w:lsdException w:uiPriority="99" w:name="index 6"/>
-    <w:lsdException w:uiPriority="99" w:name="index 7"/>
-    <w:lsdException w:uiPriority="99" w:name="index 8"/>
-    <w:lsdException w:uiPriority="99" w:name="index 9"/>
-    <w:lsdException w:uiPriority="39" w:name="toc 1"/>
-    <w:lsdException w:uiPriority="39" w:name="toc 2"/>
-    <w:lsdException w:uiPriority="39" w:name="toc 3"/>
-    <w:lsdException w:uiPriority="39" w:name="toc 4"/>
-    <w:lsdException w:uiPriority="39" w:name="toc 5"/>
-    <w:lsdException w:uiPriority="39" w:name="toc 6"/>
-    <w:lsdException w:uiPriority="39" w:name="toc 7"/>
-    <w:lsdException w:uiPriority="39" w:name="toc 8"/>
-    <w:lsdException w:uiPriority="39" w:name="toc 9"/>
-    <w:lsdException w:uiPriority="99" w:name="Normal Indent"/>
-    <w:lsdException w:uiPriority="99" w:name="footnote text"/>
-    <w:lsdException w:uiPriority="99" w:name="annotation text"/>
-    <w:lsdException w:qFormat="1" w:uiPriority="99" w:semiHidden="0" w:name="header"/>
-    <w:lsdException w:qFormat="1" w:uiPriority="99" w:semiHidden="0" w:name="footer"/>
-    <w:lsdException w:uiPriority="99" w:name="index heading"/>
-    <w:lsdException w:qFormat="1" w:uiPriority="35" w:name="caption"/>
-    <w:lsdException w:uiPriority="99" w:name="table of figures"/>
-    <w:lsdException w:uiPriority="99" w:name="envelope address"/>
-    <w:lsdException w:uiPriority="99" w:name="envelope return"/>
-    <w:lsdException w:uiPriority="99" w:name="footnote reference"/>
-    <w:lsdException w:uiPriority="99" w:name="annotation reference"/>
-    <w:lsdException w:uiPriority="99" w:name="line number"/>
-    <w:lsdException w:uiPriority="99" w:name="page number"/>
-    <w:lsdException w:uiPriority="99" w:name="endnote reference"/>
-    <w:lsdException w:uiPriority="99" w:name="endnote text"/>
-    <w:lsdException w:uiPriority="99" w:name="table of authorities"/>
-    <w:lsdException w:uiPriority="99" w:name="macro"/>
-    <w:lsdException w:uiPriority="99" w:name="toa heading"/>
-    <w:lsdException w:uiPriority="99" w:name="List"/>
-    <w:lsdException w:uiPriority="99" w:name="List Bullet"/>
-    <w:lsdException w:uiPriority="99" w:name="List Number"/>
-    <w:lsdException w:uiPriority="99" w:name="List 2"/>
-    <w:lsdException w:uiPriority="99" w:name="List 3"/>
-    <w:lsdException w:uiPriority="99" w:name="List 4"/>
-    <w:lsdException w:uiPriority="99" w:name="List 5"/>
-    <w:lsdException w:uiPriority="99" w:name="List Bullet 2"/>
-    <w:lsdException w:uiPriority="99" w:name="List Bullet 3"/>
-    <w:lsdException w:uiPriority="99" w:name="List Bullet 4"/>
-    <w:lsdException w:uiPriority="99" w:name="List Bullet 5"/>
-    <w:lsdException w:uiPriority="99" w:name="List Number 2"/>
-    <w:lsdException w:uiPriority="99" w:name="List Number 3"/>
-    <w:lsdException w:uiPriority="99" w:name="List Number 4"/>
-    <w:lsdException w:uiPriority="99" w:name="List Number 5"/>
-    <w:lsdException w:qFormat="1" w:unhideWhenUsed="0" w:uiPriority="10" w:semiHidden="0" w:name="Title"/>
-    <w:lsdException w:uiPriority="99" w:name="Closing"/>
-    <w:lsdException w:uiPriority="99" w:name="Signature"/>
-    <w:lsdException w:qFormat="1" w:uiPriority="1" w:name="Default Paragraph Font"/>
-    <w:lsdException w:uiPriority="99" w:name="Body Text"/>
-    <w:lsdException w:uiPriority="99" w:name="Body Text Indent"/>
-    <w:lsdException w:uiPriority="99" w:name="List Continue"/>
-    <w:lsdException w:uiPriority="99" w:name="List Continue 2"/>
-    <w:lsdException w:uiPriority="99" w:name="List Continue 3"/>
-    <w:lsdException w:uiPriority="99" w:name="List Continue 4"/>
-    <w:lsdException w:uiPriority="99" w:name="List Continue 5"/>
-    <w:lsdException w:uiPriority="99" w:name="Message Header"/>
-    <w:lsdException w:qFormat="1" w:unhideWhenUsed="0" w:uiPriority="11" w:semiHidden="0" w:name="Subtitle"/>
-    <w:lsdException w:uiPriority="99" w:name="Salutation"/>
-    <w:lsdException w:uiPriority="99" w:name="Date"/>
-    <w:lsdException w:uiPriority="99" w:name="Body Text First Indent"/>
-    <w:lsdException w:uiPriority="99" w:name="Body Text First Indent 2"/>
-    <w:lsdException w:uiPriority="99" w:name="Note Heading"/>
-    <w:lsdException w:uiPriority="99" w:name="Body Text 2"/>
-    <w:lsdException w:qFormat="1" w:unhideWhenUsed="0" w:uiPriority="0" w:semiHidden="0" w:name="Body Text 3"/>
-    <w:lsdException w:uiPriority="99" w:name="Body Text Indent 2"/>
-    <w:lsdException w:uiPriority="99" w:name="Body Text Indent 3"/>
-    <w:lsdException w:uiPriority="99" w:name="Block Text"/>
-    <w:lsdException w:qFormat="1" w:uiPriority="99" w:name="Hyperlink"/>
-    <w:lsdException w:uiPriority="99" w:name="FollowedHyperlink"/>
-    <w:lsdException w:qFormat="1" w:unhideWhenUsed="0" w:uiPriority="22" w:semiHidden="0" w:name="Strong"/>
-    <w:lsdException w:qFormat="1" w:unhideWhenUsed="0" w:uiPriority="20" w:semiHidden="0" w:name="Emphasis"/>
-    <w:lsdException w:uiPriority="99" w:name="Document Map"/>
-    <w:lsdException w:uiPriority="99" w:name="Plain Text"/>
-    <w:lsdException w:uiPriority="99" w:name="E-mail Signature"/>
-    <w:lsdException w:uiPriority="99" w:name="Normal (Web)"/>
-    <w:lsdException w:uiPriority="99" w:name="HTML Acronym"/>
-    <w:lsdException w:uiPriority="99" w:name="HTML Address"/>
-    <w:lsdException w:uiPriority="99" w:name="HTML Cite"/>
-    <w:lsdException w:uiPriority="99" w:name="HTML Code"/>
-    <w:lsdException w:uiPriority="99" w:name="HTML Definition"/>
-    <w:lsdException w:uiPriority="99" w:name="HTML Keyboard"/>
-    <w:lsdException w:uiPriority="99" w:name="HTML Preformatted"/>
-    <w:lsdException w:uiPriority="99" w:name="HTML Sample"/>
-    <w:lsdException w:uiPriority="99" w:name="HTML Typewriter"/>
-    <w:lsdException w:uiPriority="99" w:name="HTML Variable"/>
-    <w:lsdException w:qFormat="1" w:uiPriority="99" w:name="Normal Table"/>
-    <w:lsdException w:uiPriority="99" w:name="annotation subject"/>
-    <w:lsdException w:uiPriority="99" w:name="Table Simple 1"/>
-    <w:lsdException w:uiPriority="99" w:name="Table Simple 2"/>
-    <w:lsdException w:uiPriority="99" w:name="Table Simple 3"/>
-    <w:lsdException w:uiPriority="99" w:name="Table Classic 1"/>
-    <w:lsdException w:uiPriority="99" w:name="Table Classic 2"/>
-    <w:lsdException w:uiPriority="99" w:name="Table Classic 3"/>
-    <w:lsdException w:uiPriority="99" w:name="Table Classic 4"/>
-    <w:lsdException w:uiPriority="99" w:name="Table Colorful 1"/>
-    <w:lsdException w:uiPriority="99" w:name="Table Colorful 2"/>
-    <w:lsdException w:uiPriority="99" w:name="Table Colorful 3"/>
-    <w:lsdException w:uiPriority="99" w:name="Table Columns 1"/>
-    <w:lsdException w:uiPriority="99" w:name="Table Columns 2"/>
-    <w:lsdException w:uiPriority="99" w:name="Table Columns 3"/>
-    <w:lsdException w:uiPriority="99" w:name="Table Columns 4"/>
-    <w:lsdException w:uiPriority="99" w:name="Table Columns 5"/>
-    <w:lsdException w:uiPriority="99" w:name="Table Grid 1"/>
-    <w:lsdException w:uiPriority="99" w:name="Table Grid 2"/>
-    <w:lsdException w:uiPriority="99" w:name="Table Grid 3"/>
-    <w:lsdException w:uiPriority="99" w:name="Table Grid 4"/>
-    <w:lsdException w:uiPriority="99" w:name="Table Grid 5"/>
-    <w:lsdException w:uiPriority="99" w:name="Table Grid 6"/>
-    <w:lsdException w:uiPriority="99" w:name="Table Grid 7"/>
-    <w:lsdException w:uiPriority="99" w:name="Table Grid 8"/>
-    <w:lsdException w:uiPriority="99" w:name="Table List 1"/>
-    <w:lsdException w:uiPriority="99" w:name="Table List 2"/>
-    <w:lsdException w:uiPriority="99" w:name="Table List 3"/>
-    <w:lsdException w:uiPriority="99" w:name="Table List 4"/>
-    <w:lsdException w:uiPriority="99" w:name="Table List 5"/>
-    <w:lsdException w:uiPriority="99" w:name="Table List 6"/>
-    <w:lsdException w:uiPriority="99" w:name="Table List 7"/>
-    <w:lsdException w:uiPriority="99" w:name="Table List 8"/>
-    <w:lsdException w:uiPriority="99" w:name="Table 3D effects 1"/>
-    <w:lsdException w:uiPriority="99" w:name="Table 3D effects 2"/>
-    <w:lsdException w:uiPriority="99" w:name="Table 3D effects 3"/>
-    <w:lsdException w:uiPriority="99" w:name="Table Contemporary"/>
-    <w:lsdException w:uiPriority="99" w:name="Table Elegant"/>
-    <w:lsdException w:uiPriority="99" w:name="Table Professional"/>
-    <w:lsdException w:uiPriority="99" w:name="Table Subtle 1"/>
-    <w:lsdException w:uiPriority="99" w:name="Table Subtle 2"/>
-    <w:lsdException w:uiPriority="99" w:name="Table Web 1"/>
-    <w:lsdException w:uiPriority="99" w:name="Table Web 2"/>
-    <w:lsdException w:uiPriority="99" w:name="Table Web 3"/>
-    <w:lsdException w:qFormat="1" w:uiPriority="99" w:name="Balloon Text"/>
-    <w:lsdException w:unhideWhenUsed="0" w:uiPriority="59" w:semiHidden="0" w:name="Table Grid"/>
-    <w:lsdException w:uiPriority="99" w:name="Table Theme"/>
-    <w:lsdException w:unhideWhenUsed="0" w:uiPriority="60" w:semiHidden="0" w:name="Light Shading"/>
-    <w:lsdException w:unhideWhenUsed="0" w:uiPriority="61" w:semiHidden="0" w:name="Light List"/>
-    <w:lsdException w:unhideWhenUsed="0" w:uiPriority="62" w:semiHidden="0" w:name="Light Grid"/>
-    <w:lsdException w:unhideWhenUsed="0" w:uiPriority="63" w:semiHidden="0" w:name="Medium Shading 1"/>
-    <w:lsdException w:unhideWhenUsed="0" w:uiPriority="64" w:semiHidden="0" w:name="Medium Shading 2"/>
-    <w:lsdException w:unhideWhenUsed="0" w:uiPriority="65" w:semiHidden="0" w:name="Medium List 1"/>
-    <w:lsdException w:unhideWhenUsed="0" w:uiPriority="66" w:semiHidden="0" w:name="Medium List 2"/>
-    <w:lsdException w:unhideWhenUsed="0" w:uiPriority="67" w:semiHidden="0" w:name="Medium Grid 1"/>
-    <w:lsdException w:unhideWhenUsed="0" w:uiPriority="68" w:semiHidden="0" w:name="Medium Grid 2"/>
-    <w:lsdException w:unhideWhenUsed="0" w:uiPriority="69" w:semiHidden="0" w:name="Medium Grid 3"/>
-    <w:lsdException w:unhideWhenUsed="0" w:uiPriority="70" w:semiHidden="0" w:name="Dark List"/>
-    <w:lsdException w:unhideWhenUsed="0" w:uiPriority="71" w:semiHidden="0" w:name="Colorful Shading"/>
-    <w:lsdException w:unhideWhenUsed="0" w:uiPriority="72" w:semiHidden="0" w:name="Colorful List"/>
-    <w:lsdException w:unhideWhenUsed="0" w:uiPriority="73" w:semiHidden="0" w:name="Colorful Grid"/>
-    <w:lsdException w:unhideWhenUsed="0" w:uiPriority="60" w:semiHidden="0" w:name="Light Shading Accent 1"/>
-    <w:lsdException w:unhideWhenUsed="0" w:uiPriority="61" w:semiHidden="0" w:name="Light List Accent 1"/>
-    <w:lsdException w:unhideWhenUsed="0" w:uiPriority="62" w:semiHidden="0" w:name="Light Grid Accent 1"/>
-    <w:lsdException w:unhideWhenUsed="0" w:uiPriority="63" w:semiHidden="0" w:name="Medium Shading 1 Accent 1"/>
-    <w:lsdException w:unhideWhenUsed="0" w:uiPriority="64" w:semiHidden="0" w:name="Medium Shading 2 Accent 1"/>
-    <w:lsdException w:unhideWhenUsed="0" w:uiPriority="65" w:semiHidden="0" w:name="Medium List 1 Accent 1"/>
-    <w:lsdException w:unhideWhenUsed="0" w:uiPriority="66" w:semiHidden="0" w:name="Medium List 2 Accent 1"/>
-    <w:lsdException w:unhideWhenUsed="0" w:uiPriority="67" w:semiHidden="0" w:name="Medium Grid 1 Accent 1"/>
-    <w:lsdException w:unhideWhenUsed="0" w:uiPriority="68" w:semiHidden="0" w:name="Medium Grid 2 Accent 1"/>
-    <w:lsdException w:unhideWhenUsed="0" w:uiPriority="69" w:semiHidden="0" w:name="Medium Grid 3 Accent 1"/>
-    <w:lsdException w:unhideWhenUsed="0" w:uiPriority="70" w:semiHidden="0" w:name="Dark List Accent 1"/>
-    <w:lsdException w:unhideWhenUsed="0" w:uiPriority="71" w:semiHidden="0" w:name="Colorful Shading Accent 1"/>
-    <w:lsdException w:unhideWhenUsed="0" w:uiPriority="72" w:semiHidden="0" w:name="Colorful List Accent 1"/>
-    <w:lsdException w:unhideWhenUsed="0" w:uiPriority="73" w:semiHidden="0" w:name="Colorful Grid Accent 1"/>
-    <w:lsdException w:unhideWhenUsed="0" w:uiPriority="60" w:semiHidden="0" w:name="Light Shading Accent 2"/>
-    <w:lsdException w:unhideWhenUsed="0" w:uiPriority="61" w:semiHidden="0" w:name="Light List Accent 2"/>
-    <w:lsdException w:unhideWhenUsed="0" w:uiPriority="62" w:semiHidden="0" w:name="Light Grid Accent 2"/>
-    <w:lsdException w:unhideWhenUsed="0" w:uiPriority="63" w:semiHidden="0" w:name="Medium Shading 1 Accent 2"/>
-    <w:lsdException w:unhideWhenUsed="0" w:uiPriority="64" w:semiHidden="0" w:name="Medium Shading 2 Accent 2"/>
-    <w:lsdException w:unhideWhenUsed="0" w:uiPriority="65" w:semiHidden="0" w:name="Medium List 1 Accent 2"/>
-    <w:lsdException w:unhideWhenUsed="0" w:uiPriority="66" w:semiHidden="0" w:name="Medium List 2 Accent 2"/>
-    <w:lsdException w:unhideWhenUsed="0" w:uiPriority="67" w:semiHidden="0" w:name="Medium Grid 1 Accent 2"/>
-    <w:lsdException w:unhideWhenUsed="0" w:uiPriority="68" w:semiHidden="0" w:name="Medium Grid 2 Accent 2"/>
-    <w:lsdException w:unhideWhenUsed="0" w:uiPriority="69" w:semiHidden="0" w:name="Medium Grid 3 Accent 2"/>
-    <w:lsdException w:unhideWhenUsed="0" w:uiPriority="70" w:semiHidden="0" w:name="Dark List Accent 2"/>
-    <w:lsdException w:unhideWhenUsed="0" w:uiPriority="71" w:semiHidden="0" w:name="Colorful Shading Accent 2"/>
-    <w:lsdException w:unhideWhenUsed="0" w:uiPriority="72" w:semiHidden="0" w:name="Colorful List Accent 2"/>
-    <w:lsdException w:unhideWhenUsed="0" w:uiPriority="73" w:semiHidden="0" w:name="Colorful Grid Accent 2"/>
-    <w:lsdException w:unhideWhenUsed="0" w:uiPriority="60" w:semiHidden="0" w:name="Light Shading Accent 3"/>
-    <w:lsdException w:unhideWhenUsed="0" w:uiPriority="61" w:semiHidden="0" w:name="Light List Accent 3"/>
-    <w:lsdException w:unhideWhenUsed="0" w:uiPriority="62" w:semiHidden="0" w:name="Light Grid Accent 3"/>
-    <w:lsdException w:unhideWhenUsed="0" w:uiPriority="63" w:semiHidden="0" w:name="Medium Shading 1 Accent 3"/>
-    <w:lsdException w:unhideWhenUsed="0" w:uiPriority="64" w:semiHidden="0" w:name="Medium Shading 2 Accent 3"/>
-    <w:lsdException w:unhideWhenUsed="0" w:uiPriority="65" w:semiHidden="0" w:name="Medium List 1 Accent 3"/>
-    <w:lsdException w:unhideWhenUsed="0" w:uiPriority="66" w:semiHidden="0" w:name="Medium List 2 Accent 3"/>
-    <w:lsdException w:unhideWhenUsed="0" w:uiPriority="67" w:semiHidden="0" w:name="Medium Grid 1 Accent 3"/>
-    <w:lsdException w:unhideWhenUsed="0" w:uiPriority="68" w:semiHidden="0" w:name="Medium Grid 2 Accent 3"/>
-    <w:lsdException w:unhideWhenUsed="0" w:uiPriority="69" w:semiHidden="0" w:name="Medium Grid 3 Accent 3"/>
-    <w:lsdException w:unhideWhenUsed="0" w:uiPriority="70" w:semiHidden="0" w:name="Dark List Accent 3"/>
-    <w:lsdException w:unhideWhenUsed="0" w:uiPriority="71" w:semiHidden="0" w:name="Colorful Shading Accent 3"/>
-    <w:lsdException w:unhideWhenUsed="0" w:uiPriority="72" w:semiHidden="0" w:name="Colorful List Accent 3"/>
-    <w:lsdException w:unhideWhenUsed="0" w:uiPriority="73" w:semiHidden="0" w:name="Colorful Grid Accent 3"/>
-    <w:lsdException w:unhideWhenUsed="0" w:uiPriority="60" w:semiHidden="0" w:name="Light Shading Accent 4"/>
-    <w:lsdException w:unhideWhenUsed="0" w:uiPriority="61" w:semiHidden="0" w:name="Light List Accent 4"/>
-    <w:lsdException w:unhideWhenUsed="0" w:uiPriority="62" w:semiHidden="0" w:name="Light Grid Accent 4"/>
-    <w:lsdException w:unhideWhenUsed="0" w:uiPriority="63" w:semiHidden="0" w:name="Medium Shading 1 Accent 4"/>
-    <w:lsdException w:unhideWhenUsed="0" w:uiPriority="64" w:semiHidden="0" w:name="Medium Shading 2 Accent 4"/>
-    <w:lsdException w:unhideWhenUsed="0" w:uiPriority="65" w:semiHidden="0" w:name="Medium List 1 Accent 4"/>
-    <w:lsdException w:unhideWhenUsed="0" w:uiPriority="66" w:semiHidden="0" w:name="Medium List 2 Accent 4"/>
-    <w:lsdException w:unhideWhenUsed="0" w:uiPriority="67" w:semiHidden="0" w:name="Medium Grid 1 Accent 4"/>
-    <w:lsdException w:unhideWhenUsed="0" w:uiPriority="68" w:semiHidden="0" w:name="Medium Grid 2 Accent 4"/>
-    <w:lsdException w:unhideWhenUsed="0" w:uiPriority="69" w:semiHidden="0" w:name="Medium Grid 3 Accent 4"/>
-    <w:lsdException w:unhideWhenUsed="0" w:uiPriority="70" w:semiHidden="0" w:name="Dark List Accent 4"/>
-    <w:lsdException w:unhideWhenUsed="0" w:uiPriority="71" w:semiHidden="0" w:name="Colorful Shading Accent 4"/>
-    <w:lsdException w:unhideWhenUsed="0" w:uiPriority="72" w:semiHidden="0" w:name="Colorful List Accent 4"/>
-    <w:lsdException w:unhideWhenUsed="0" w:uiPriority="73" w:semiHidden="0" w:name="Colorful Grid Accent 4"/>
-    <w:lsdException w:unhideWhenUsed="0" w:uiPriority="60" w:semiHidden="0" w:name="Light Shading Accent 5"/>
-    <w:lsdException w:unhideWhenUsed="0" w:uiPriority="61" w:semiHidden="0" w:name="Light List Accent 5"/>
-    <w:lsdException w:unhideWhenUsed="0" w:uiPriority="62" w:semiHidden="0" w:name="Light Grid Accent 5"/>
-    <w:lsdException w:unhideWhenUsed="0" w:uiPriority="63" w:semiHidden="0" w:name="Medium Shading 1 Accent 5"/>
-    <w:lsdException w:unhideWhenUsed="0" w:uiPriority="64" w:semiHidden="0" w:name="Medium Shading 2 Accent 5"/>
-    <w:lsdException w:unhideWhenUsed="0" w:uiPriority="65" w:semiHidden="0" w:name="Medium List 1 Accent 5"/>
-    <w:lsdException w:unhideWhenUsed="0" w:uiPriority="66" w:semiHidden="0" w:name="Medium List 2 Accent 5"/>
-    <w:lsdException w:unhideWhenUsed="0" w:uiPriority="67" w:semiHidden="0" w:name="Medium Grid 1 Accent 5"/>
-    <w:lsdException w:unhideWhenUsed="0" w:uiPriority="68" w:semiHidden="0" w:name="Medium Grid 2 Accent 5"/>
-    <w:lsdException w:unhideWhenUsed="0" w:uiPriority="69" w:semiHidden="0" w:name="Medium Grid 3 Accent 5"/>
-    <w:lsdException w:unhideWhenUsed="0" w:uiPriority="70" w:semiHidden="0" w:name="Dark List Accent 5"/>
-    <w:lsdException w:unhideWhenUsed="0" w:uiPriority="71" w:semiHidden="0" w:name="Colorful Shading Accent 5"/>
-    <w:lsdException w:unhideWhenUsed="0" w:uiPriority="72" w:semiHidden="0" w:name="Colorful List Accent 5"/>
-    <w:lsdException w:unhideWhenUsed="0" w:uiPriority="73" w:semiHidden="0" w:name="Colorful Grid Accent 5"/>
-    <w:lsdException w:unhideWhenUsed="0" w:uiPriority="60" w:semiHidden="0" w:name="Light Shading Accent 6"/>
-    <w:lsdException w:unhideWhenUsed="0" w:uiPriority="61" w:semiHidden="0" w:name="Light List Accent 6"/>
-    <w:lsdException w:unhideWhenUsed="0" w:uiPriority="62" w:semiHidden="0" w:name="Light Grid Accent 6"/>
-    <w:lsdException w:unhideWhenUsed="0" w:uiPriority="63" w:semiHidden="0" w:name="Medium Shading 1 Accent 6"/>
-    <w:lsdException w:unhideWhenUsed="0" w:uiPriority="64" w:semiHidden="0" w:name="Medium Shading 2 Accent 6"/>
-    <w:lsdException w:unhideWhenUsed="0" w:uiPriority="65" w:semiHidden="0" w:name="Medium List 1 Accent 6"/>
-    <w:lsdException w:unhideWhenUsed="0" w:uiPriority="66" w:semiHidden="0" w:name="Medium List 2 Accent 6"/>
-    <w:lsdException w:unhideWhenUsed="0" w:uiPriority="67" w:semiHidden="0" w:name="Medium Grid 1 Accent 6"/>
-    <w:lsdException w:unhideWhenUsed="0" w:uiPriority="68" w:semiHidden="0" w:name="Medium Grid 2 Accent 6"/>
-    <w:lsdException w:unhideWhenUsed="0" w:uiPriority="69" w:semiHidden="0" w:name="Medium Grid 3 Accent 6"/>
-    <w:lsdException w:unhideWhenUsed="0" w:uiPriority="70" w:semiHidden="0" w:name="Dark List Accent 6"/>
-    <w:lsdException w:unhideWhenUsed="0" w:uiPriority="71" w:semiHidden="0" w:name="Colorful Shading Accent 6"/>
-    <w:lsdException w:unhideWhenUsed="0" w:uiPriority="72" w:semiHidden="0" w:name="Colorful List Accent 6"/>
-    <w:lsdException w:unhideWhenUsed="0" w:uiPriority="73" w:semiHidden="0" w:name="Colorful Grid Accent 6"/>
+  <w:latentStyles w:defLockedState="0" w:defUIPriority="99" w:defSemiHidden="1" w:defUnhideWhenUsed="1" w:defQFormat="0" w:count="260">
+    <w:lsdException w:name="Normal" w:semiHidden="0" w:uiPriority="0" w:unhideWhenUsed="0" w:qFormat="1"/>
+    <w:lsdException w:name="heading 1" w:semiHidden="0" w:uiPriority="0" w:unhideWhenUsed="0" w:qFormat="1"/>
+    <w:lsdException w:name="heading 2" w:semiHidden="0" w:uiPriority="0" w:unhideWhenUsed="0" w:qFormat="1"/>
+    <w:lsdException w:name="heading 3" w:semiHidden="0" w:uiPriority="9" w:unhideWhenUsed="0" w:qFormat="1"/>
+    <w:lsdException w:name="heading 4" w:semiHidden="0" w:uiPriority="0" w:unhideWhenUsed="0" w:qFormat="1"/>
+    <w:lsdException w:name="heading 5" w:semiHidden="0" w:uiPriority="0" w:unhideWhenUsed="0" w:qFormat="1"/>
+    <w:lsdException w:name="heading 6" w:semiHidden="0" w:uiPriority="0" w:unhideWhenUsed="0" w:qFormat="1"/>
+    <w:lsdException w:name="heading 7" w:semiHidden="0" w:uiPriority="0" w:unhideWhenUsed="0" w:qFormat="1"/>
+    <w:lsdException w:name="heading 8" w:semiHidden="0" w:uiPriority="0" w:unhideWhenUsed="0" w:qFormat="1"/>
+    <w:lsdException w:name="heading 9" w:semiHidden="0" w:uiPriority="0" w:unhideWhenUsed="0" w:qFormat="1"/>
+    <w:lsdException w:name="index 1"/>
+    <w:lsdException w:name="index 2"/>
+    <w:lsdException w:name="index 3"/>
+    <w:lsdException w:name="index 4"/>
+    <w:lsdException w:name="index 5"/>
+    <w:lsdException w:name="index 6"/>
+    <w:lsdException w:name="index 7"/>
+    <w:lsdException w:name="index 8"/>
+    <w:lsdException w:name="index 9"/>
+    <w:lsdException w:name="toc 1" w:uiPriority="39"/>
+    <w:lsdException w:name="toc 2" w:uiPriority="39"/>
+    <w:lsdException w:name="toc 3" w:uiPriority="39"/>
+    <w:lsdException w:name="toc 4" w:uiPriority="39"/>
+    <w:lsdException w:name="toc 5" w:uiPriority="39"/>
+    <w:lsdException w:name="toc 6" w:uiPriority="39"/>
+    <w:lsdException w:name="toc 7" w:uiPriority="39"/>
+    <w:lsdException w:name="toc 8" w:uiPriority="39"/>
+    <w:lsdException w:name="toc 9" w:uiPriority="39"/>
+    <w:lsdException w:name="Normal Indent"/>
+    <w:lsdException w:name="footnote text"/>
+    <w:lsdException w:name="annotation text"/>
+    <w:lsdException w:name="header" w:semiHidden="0" w:qFormat="1"/>
+    <w:lsdException w:name="footer" w:semiHidden="0" w:qFormat="1"/>
+    <w:lsdException w:name="index heading"/>
+    <w:lsdException w:name="caption" w:uiPriority="35" w:qFormat="1"/>
+    <w:lsdException w:name="table of figures"/>
+    <w:lsdException w:name="envelope address"/>
+    <w:lsdException w:name="envelope return"/>
+    <w:lsdException w:name="footnote reference"/>
+    <w:lsdException w:name="annotation reference"/>
+    <w:lsdException w:name="line number"/>
+    <w:lsdException w:name="page number"/>
+    <w:lsdException w:name="endnote reference"/>
+    <w:lsdException w:name="endnote text"/>
+    <w:lsdException w:name="table of authorities"/>
+    <w:lsdException w:name="macro"/>
+    <w:lsdException w:name="toa heading"/>
+    <w:lsdException w:name="List"/>
+    <w:lsdException w:name="List Bullet"/>
+    <w:lsdException w:name="List Number"/>
+    <w:lsdException w:name="List 2"/>
+    <w:lsdException w:name="List 3"/>
+    <w:lsdException w:name="List 4"/>
+    <w:lsdException w:name="List 5"/>
+    <w:lsdException w:name="List Bullet 2"/>
+    <w:lsdException w:name="List Bullet 3"/>
+    <w:lsdException w:name="List Bullet 4"/>
+    <w:lsdException w:name="List Bullet 5"/>
+    <w:lsdException w:name="List Number 2"/>
+    <w:lsdException w:name="List Number 3"/>
+    <w:lsdException w:name="List Number 4"/>
+    <w:lsdException w:name="List Number 5"/>
+    <w:lsdException w:name="Title" w:semiHidden="0" w:uiPriority="10" w:unhideWhenUsed="0" w:qFormat="1"/>
+    <w:lsdException w:name="Closing"/>
+    <w:lsdException w:name="Signature"/>
+    <w:lsdException w:name="Default Paragraph Font" w:uiPriority="1" w:qFormat="1"/>
+    <w:lsdException w:name="Body Text"/>
+    <w:lsdException w:name="Body Text Indent"/>
+    <w:lsdException w:name="List Continue"/>
+    <w:lsdException w:name="List Continue 2"/>
+    <w:lsdException w:name="List Continue 3"/>
+    <w:lsdException w:name="List Continue 4"/>
+    <w:lsdException w:name="List Continue 5"/>
+    <w:lsdException w:name="Message Header"/>
+    <w:lsdException w:name="Subtitle" w:semiHidden="0" w:uiPriority="11" w:unhideWhenUsed="0" w:qFormat="1"/>
+    <w:lsdException w:name="Salutation"/>
+    <w:lsdException w:name="Date"/>
+    <w:lsdException w:name="Body Text First Indent"/>
+    <w:lsdException w:name="Body Text First Indent 2"/>
+    <w:lsdException w:name="Body Text 2"/>
+    <w:lsdException w:name="Body Text 3" w:semiHidden="0" w:uiPriority="0" w:unhideWhenUsed="0" w:qFormat="1"/>
+    <w:lsdException w:name="Body Text Indent 2"/>
+    <w:lsdException w:name="Body Text Indent 3"/>
+    <w:lsdException w:name="Block Text"/>
+    <w:lsdException w:name="Hyperlink" w:qFormat="1"/>
+    <w:lsdException w:name="FollowedHyperlink"/>
+    <w:lsdException w:name="Strong" w:semiHidden="0" w:uiPriority="22" w:unhideWhenUsed="0" w:qFormat="1"/>
+    <w:lsdException w:name="Emphasis" w:semiHidden="0" w:uiPriority="20" w:unhideWhenUsed="0" w:qFormat="1"/>
+    <w:lsdException w:name="Document Map"/>
+    <w:lsdException w:name="Plain Text"/>
+    <w:lsdException w:name="E-mail Signature"/>
+    <w:lsdException w:name="Normal (Web)"/>
+    <w:lsdException w:name="HTML Acronym"/>
+    <w:lsdException w:name="HTML Address"/>
+    <w:lsdException w:name="HTML Cite"/>
+    <w:lsdException w:name="HTML Code"/>
+    <w:lsdException w:name="HTML Definition"/>
+    <w:lsdException w:name="HTML Keyboard"/>
+    <w:lsdException w:name="HTML Preformatted"/>
+    <w:lsdException w:name="HTML Sample"/>
+    <w:lsdException w:name="HTML Typewriter"/>
+    <w:lsdException w:name="HTML Variable"/>
+    <w:lsdException w:name="Normal Table" w:qFormat="1"/>
+    <w:lsdException w:name="annotation subject"/>
+    <w:lsdException w:name="Table Simple 1"/>
+    <w:lsdException w:name="Table Simple 2"/>
+    <w:lsdException w:name="Table Simple 3"/>
+    <w:lsdException w:name="Table Classic 1"/>
+    <w:lsdException w:name="Table Classic 2"/>
+    <w:lsdException w:name="Table Classic 3"/>
+    <w:lsdException w:name="Table Classic 4"/>
+    <w:lsdException w:name="Table Colorful 1"/>
+    <w:lsdException w:name="Table Colorful 2"/>
+    <w:lsdException w:name="Table Colorful 3"/>
+    <w:lsdException w:name="Table Columns 1"/>
+    <w:lsdException w:name="Table Columns 2"/>
+    <w:lsdException w:name="Table Columns 3"/>
+    <w:lsdException w:name="Table Columns 4"/>
+    <w:lsdException w:name="Table Columns 5"/>
+    <w:lsdException w:name="Table Grid 1"/>
+    <w:lsdException w:name="Table Grid 2"/>
+    <w:lsdException w:name="Table Grid 3"/>
+    <w:lsdException w:name="Table Grid 4"/>
+    <w:lsdException w:name="Table Grid 5"/>
+    <w:lsdException w:name="Table Grid 6"/>
+    <w:lsdException w:name="Table Grid 7"/>
+    <w:lsdException w:name="Table Grid 8"/>
+    <w:lsdException w:name="Table List 1"/>
+    <w:lsdException w:name="Table List 2"/>
+    <w:lsdException w:name="Table List 3"/>
+    <w:lsdException w:name="Table List 4"/>
+    <w:lsdException w:name="Table List 5"/>
+    <w:lsdException w:name="Table List 6"/>
+    <w:lsdException w:name="Table List 7"/>
+    <w:lsdException w:name="Table List 8"/>
+    <w:lsdException w:name="Table 3D effects 1"/>
+    <w:lsdException w:name="Table 3D effects 2"/>
+    <w:lsdException w:name="Table 3D effects 3"/>
+    <w:lsdException w:name="Table Contemporary"/>
+    <w:lsdException w:name="Table Elegant"/>
+    <w:lsdException w:name="Table Professional"/>
+    <w:lsdException w:name="Table Subtle 1"/>
+    <w:lsdException w:name="Table Subtle 2"/>
+    <w:lsdException w:name="Table Web 1"/>
+    <w:lsdException w:name="Table Web 2"/>
+    <w:lsdException w:name="Table Web 3"/>
+    <w:lsdException w:name="Balloon Text" w:qFormat="1"/>
+    <w:lsdException w:name="Table Grid" w:semiHidden="0" w:uiPriority="59" w:unhideWhenUsed="0"/>
+    <w:lsdException w:name="Table Theme"/>
+    <w:lsdException w:name="Light Shading" w:semiHidden="0" w:uiPriority="60" w:unhideWhenUsed="0"/>
+    <w:lsdException w:name="Light List" w:semiHidden="0" w:uiPriority="61" w:unhideWhenUsed="0"/>
+    <w:lsdException w:name="Light Grid" w:semiHidden="0" w:uiPriority="62" w:unhideWhenUsed="0"/>
+    <w:lsdException w:name="Medium Shading 1" w:semiHidden="0" w:uiPriority="63" w:unhideWhenUsed="0"/>
+    <w:lsdException w:name="Medium Shading 2" w:semiHidden="0" w:uiPriority="64" w:unhideWhenUsed="0"/>
+    <w:lsdException w:name="Medium List 1" w:semiHidden="0" w:uiPriority="65" w:unhideWhenUsed="0"/>
+    <w:lsdException w:name="Medium List 2" w:semiHidden="0" w:uiPriority="66" w:unhideWhenUsed="0"/>
+    <w:lsdException w:name="Medium Grid 1" w:semiHidden="0" w:uiPriority="67" w:unhideWhenUsed="0"/>
+    <w:lsdException w:name="Medium Grid 2" w:semiHidden="0" w:uiPriority="68" w:unhideWhenUsed="0"/>
+    <w:lsdException w:name="Medium Grid 3" w:semiHidden="0" w:uiPriority="69" w:unhideWhenUsed="0"/>
+    <w:lsdException w:name="Dark List" w:semiHidden="0" w:uiPriority="70" w:unhideWhenUsed="0"/>
+    <w:lsdException w:name="Colorful Shading" w:semiHidden="0" w:uiPriority="71" w:unhideWhenUsed="0"/>
+    <w:lsdException w:name="Colorful List" w:semiHidden="0" w:uiPriority="72" w:unhideWhenUsed="0"/>
+    <w:lsdException w:name="Colorful Grid" w:semiHidden="0" w:uiPriority="73" w:unhideWhenUsed="0"/>
+    <w:lsdException w:name="Light Shading Accent 1" w:semiHidden="0" w:uiPriority="60" w:unhideWhenUsed="0"/>
+    <w:lsdException w:name="Light List Accent 1" w:semiHidden="0" w:uiPriority="61" w:unhideWhenUsed="0"/>
+    <w:lsdException w:name="Light Grid Accent 1" w:semiHidden="0" w:uiPriority="62" w:unhideWhenUsed="0"/>
+    <w:lsdException w:name="Medium Shading 1 Accent 1" w:semiHidden="0" w:uiPriority="63" w:unhideWhenUsed="0"/>
+    <w:lsdException w:name="Medium Shading 2 Accent 1" w:semiHidden="0" w:uiPriority="64" w:unhideWhenUsed="0"/>
+    <w:lsdException w:name="Medium List 1 Accent 1" w:semiHidden="0" w:uiPriority="65" w:unhideWhenUsed="0"/>
+    <w:lsdException w:name="Medium List 2 Accent 1" w:semiHidden="0" w:uiPriority="66" w:unhideWhenUsed="0"/>
+    <w:lsdException w:name="Medium Grid 1 Accent 1" w:semiHidden="0" w:uiPriority="67" w:unhideWhenUsed="0"/>
+    <w:lsdException w:name="Medium Grid 2 Accent 1" w:semiHidden="0" w:uiPriority="68" w:unhideWhenUsed="0"/>
+    <w:lsdException w:name="Medium Grid 3 Accent 1" w:semiHidden="0" w:uiPriority="69" w:unhideWhenUsed="0"/>
+    <w:lsdException w:name="Dark List Accent 1" w:semiHidden="0" w:uiPriority="70" w:unhideWhenUsed="0"/>
+    <w:lsdException w:name="Colorful Shading Accent 1" w:semiHidden="0" w:uiPriority="71" w:unhideWhenUsed="0"/>
+    <w:lsdException w:name="Colorful List Accent 1" w:semiHidden="0" w:uiPriority="72" w:unhideWhenUsed="0"/>
+    <w:lsdException w:name="Colorful Grid Accent 1" w:semiHidden="0" w:uiPriority="73" w:unhideWhenUsed="0"/>
+    <w:lsdException w:name="Light Shading Accent 2" w:semiHidden="0" w:uiPriority="60" w:unhideWhenUsed="0"/>
+    <w:lsdException w:name="Light List Accent 2" w:semiHidden="0" w:uiPriority="61" w:unhideWhenUsed="0"/>
+    <w:lsdException w:name="Light Grid Accent 2" w:semiHidden="0" w:uiPriority="62" w:unhideWhenUsed="0"/>
+    <w:lsdException w:name="Medium Shading 1 Accent 2" w:semiHidden="0" w:uiPriority="63" w:unhideWhenUsed="0"/>
+    <w:lsdException w:name="Medium Shading 2 Accent 2" w:semiHidden="0" w:uiPriority="64" w:unhideWhenUsed="0"/>
+    <w:lsdException w:name="Medium List 1 Accent 2" w:semiHidden="0" w:uiPriority="65" w:unhideWhenUsed="0"/>
+    <w:lsdException w:name="Medium List 2 Accent 2" w:semiHidden="0" w:uiPriority="66" w:unhideWhenUsed="0"/>
+    <w:lsdException w:name="Medium Grid 1 Accent 2" w:semiHidden="0" w:uiPriority="67" w:unhideWhenUsed="0"/>
+    <w:lsdException w:name="Medium Grid 2 Accent 2" w:semiHidden="0" w:uiPriority="68" w:unhideWhenUsed="0"/>
+    <w:lsdException w:name="Medium Grid 3 Accent 2" w:semiHidden="0" w:uiPriority="69" w:unhideWhenUsed="0"/>
+    <w:lsdException w:name="Dark List Accent 2" w:semiHidden="0" w:uiPriority="70" w:unhideWhenUsed="0"/>
+    <w:lsdException w:name="Colorful Shading Accent 2" w:semiHidden="0" w:uiPriority="71" w:unhideWhenUsed="0"/>
+    <w:lsdException w:name="Colorful List Accent 2" w:semiHidden="0" w:uiPriority="72" w:unhideWhenUsed="0"/>
+    <w:lsdException w:name="Colorful Grid Accent 2" w:semiHidden="0" w:uiPriority="73" w:unhideWhenUsed="0"/>
+    <w:lsdException w:name="Light Shading Accent 3" w:semiHidden="0" w:uiPriority="60" w:unhideWhenUsed="0"/>
+    <w:lsdException w:name="Light List Accent 3" w:semiHidden="0" w:uiPriority="61" w:unhideWhenUsed="0"/>
+    <w:lsdException w:name="Light Grid Accent 3" w:semiHidden="0" w:uiPriority="62" w:unhideWhenUsed="0"/>
+    <w:lsdException w:name="Medium Shading 1 Accent 3" w:semiHidden="0" w:uiPriority="63" w:unhideWhenUsed="0"/>
+    <w:lsdException w:name="Medium Shading 2 Accent 3" w:semiHidden="0" w:uiPriority="64" w:unhideWhenUsed="0"/>
+    <w:lsdException w:name="Medium List 1 Accent 3" w:semiHidden="0" w:uiPriority="65" w:unhideWhenUsed="0"/>
+    <w:lsdException w:name="Medium List 2 Accent 3" w:semiHidden="0" w:uiPriority="66" w:unhideWhenUsed="0"/>
+    <w:lsdException w:name="Medium Grid 1 Accent 3" w:semiHidden="0" w:uiPriority="67" w:unhideWhenUsed="0"/>
+    <w:lsdException w:name="Medium Grid 2 Accent 3" w:semiHidden="0" w:uiPriority="68" w:unhideWhenUsed="0"/>
+    <w:lsdException w:name="Medium Grid 3 Accent 3" w:semiHidden="0" w:uiPriority="69" w:unhideWhenUsed="0"/>
+    <w:lsdException w:name="Dark List Accent 3" w:semiHidden="0" w:uiPriority="70" w:unhideWhenUsed="0"/>
+    <w:lsdException w:name="Colorful Shading Accent 3" w:semiHidden="0" w:uiPriority="71" w:unhideWhenUsed="0"/>
+    <w:lsdException w:name="Colorful List Accent 3" w:semiHidden="0" w:uiPriority="72" w:unhideWhenUsed="0"/>
+    <w:lsdException w:name="Colorful Grid Accent 3" w:semiHidden="0" w:uiPriority="73" w:unhideWhenUsed="0"/>
+    <w:lsdException w:name="Light Shading Accent 4" w:semiHidden="0" w:uiPriority="60" w:unhideWhenUsed="0"/>
+    <w:lsdException w:name="Light List Accent 4" w:semiHidden="0" w:uiPriority="61" w:unhideWhenUsed="0"/>
+    <w:lsdException w:name="Light Grid Accent 4" w:semiHidden="0" w:uiPriority="62" w:unhideWhenUsed="0"/>
+    <w:lsdException w:name="Medium Shading 1 Accent 4" w:semiHidden="0" w:uiPriority="63" w:unhideWhenUsed="0"/>
+    <w:lsdException w:name="Medium Shading 2 Accent 4" w:semiHidden="0" w:uiPriority="64" w:unhideWhenUsed="0"/>
+    <w:lsdException w:name="Medium List 1 Accent 4" w:semiHidden="0" w:uiPriority="65" w:unhideWhenUsed="0"/>
+    <w:lsdException w:name="Medium List 2 Accent 4" w:semiHidden="0" w:uiPriority="66" w:unhideWhenUsed="0"/>
+    <w:lsdException w:name="Medium Grid 1 Accent 4" w:semiHidden="0" w:uiPriority="67" w:unhideWhenUsed="0"/>
+    <w:lsdException w:name="Medium Grid 2 Accent 4" w:semiHidden="0" w:uiPriority="68" w:unhideWhenUsed="0"/>
+    <w:lsdException w:name="Medium Grid 3 Accent 4" w:semiHidden="0" w:uiPriority="69" w:unhideWhenUsed="0"/>
+    <w:lsdException w:name="Dark List Accent 4" w:semiHidden="0" w:uiPriority="70" w:unhideWhenUsed="0"/>
+    <w:lsdException w:name="Colorful Shading Accent 4" w:semiHidden="0" w:uiPriority="71" w:unhideWhenUsed="0"/>
+    <w:lsdException w:name="Colorful List Accent 4" w:semiHidden="0" w:uiPriority="72" w:unhideWhenUsed="0"/>
+    <w:lsdException w:name="Colorful Grid Accent 4" w:semiHidden="0" w:uiPriority="73" w:unhideWhenUsed="0"/>
+    <w:lsdException w:name="Light Shading Accent 5" w:semiHidden="0" w:uiPriority="60" w:unhideWhenUsed="0"/>
+    <w:lsdException w:name="Light List Accent 5" w:semiHidden="0" w:uiPriority="61" w:unhideWhenUsed="0"/>
+    <w:lsdException w:name="Light Grid Accent 5" w:semiHidden="0" w:uiPriority="62" w:unhideWhenUsed="0"/>
+    <w:lsdException w:name="Medium Shading 1 Accent 5" w:semiHidden="0" w:uiPriority="63" w:unhideWhenUsed="0"/>
+    <w:lsdException w:name="Medium Shading 2 Accent 5" w:semiHidden="0" w:uiPriority="64" w:unhideWhenUsed="0"/>
+    <w:lsdException w:name="Medium List 1 Accent 5" w:semiHidden="0" w:uiPriority="65" w:unhideWhenUsed="0"/>
+    <w:lsdException w:name="Medium List 2 Accent 5" w:semiHidden="0" w:uiPriority="66" w:unhideWhenUsed="0"/>
+    <w:lsdException w:name="Medium Grid 1 Accent 5" w:semiHidden="0" w:uiPriority="67" w:unhideWhenUsed="0"/>
+    <w:lsdException w:name="Medium Grid 2 Accent 5" w:semiHidden="0" w:uiPriority="68" w:unhideWhenUsed="0"/>
+    <w:lsdException w:name="Medium Grid 3 Accent 5" w:semiHidden="0" w:uiPriority="69" w:unhideWhenUsed="0"/>
+    <w:lsdException w:name="Dark List Accent 5" w:semiHidden="0" w:uiPriority="70" w:unhideWhenUsed="0"/>
+    <w:lsdException w:name="Colorful Shading Accent 5" w:semiHidden="0" w:uiPriority="71" w:unhideWhenUsed="0"/>
+    <w:lsdException w:name="Colorful List Accent 5" w:semiHidden="0" w:uiPriority="72" w:unhideWhenUsed="0"/>
+    <w:lsdException w:name="Colorful Grid Accent 5" w:semiHidden="0" w:uiPriority="73" w:unhideWhenUsed="0"/>
+    <w:lsdException w:name="Light Shading Accent 6" w:semiHidden="0" w:uiPriority="60" w:unhideWhenUsed="0"/>
+    <w:lsdException w:name="Light List Accent 6" w:semiHidden="0" w:uiPriority="61" w:unhideWhenUsed="0"/>
+    <w:lsdException w:name="Light Grid Accent 6" w:semiHidden="0" w:uiPriority="62" w:unhideWhenUsed="0"/>
+    <w:lsdException w:name="Medium Shading 1 Accent 6" w:semiHidden="0" w:uiPriority="63" w:unhideWhenUsed="0"/>
+    <w:lsdException w:name="Medium Shading 2 Accent 6" w:semiHidden="0" w:uiPriority="64" w:unhideWhenUsed="0"/>
+    <w:lsdException w:name="Medium List 1 Accent 6" w:semiHidden="0" w:uiPriority="65" w:unhideWhenUsed="0"/>
+    <w:lsdException w:name="Medium List 2 Accent 6" w:semiHidden="0" w:uiPriority="66" w:unhideWhenUsed="0"/>
+    <w:lsdException w:name="Medium Grid 1 Accent 6" w:semiHidden="0" w:uiPriority="67" w:unhideWhenUsed="0"/>
+    <w:lsdException w:name="Medium Grid 2 Accent 6" w:semiHidden="0" w:uiPriority="68" w:unhideWhenUsed="0"/>
+    <w:lsdException w:name="Medium Grid 3 Accent 6" w:semiHidden="0" w:uiPriority="69" w:unhideWhenUsed="0"/>
+    <w:lsdException w:name="Dark List Accent 6" w:semiHidden="0" w:uiPriority="70" w:unhideWhenUsed="0"/>
+    <w:lsdException w:name="Colorful Shading Accent 6" w:semiHidden="0" w:uiPriority="71" w:unhideWhenUsed="0"/>
+    <w:lsdException w:name="Colorful List Accent 6" w:semiHidden="0" w:uiPriority="72" w:unhideWhenUsed="0"/>
+    <w:lsdException w:name="Colorful Grid Accent 6" w:semiHidden="0" w:uiPriority="73" w:unhideWhenUsed="0"/>
   </w:latentStyles>
-  <w:style w:type="paragraph" w:default="1" w:styleId="1">
+  <w:style w:type="paragraph" w:default="1" w:styleId="Normal">
     <w:name w:val="Normal"/>
     <w:qFormat/>
-    <w:uiPriority w:val="0"/>
     <w:pPr>
       <w:widowControl w:val="0"/>
       <w:jc w:val="both"/>
     </w:pPr>
     <w:rPr>
-      <w:rFonts w:ascii="Times New Roman" w:hAnsi="Times New Roman" w:eastAsia="宋体" w:cs="Times New Roman"/>
+      <w:rFonts w:ascii="Times New Roman" w:eastAsia="宋体" w:hAnsi="Times New Roman" w:cs="Times New Roman"/>
       <w:kern w:val="2"/>
       <w:sz w:val="21"/>
       <w:lang w:val="en-US" w:eastAsia="zh-CN" w:bidi="ar-SA"/>
     </w:rPr>
   </w:style>
-  <w:style w:type="paragraph" w:styleId="2">
+  <w:style w:type="paragraph" w:styleId="Heading1">
     <w:name w:val="heading 1"/>
-    <w:basedOn w:val="1"/>
-    <w:next w:val="1"/>
-    <w:link w:val="23"/>
+    <w:basedOn w:val="Normal"/>
+    <w:next w:val="Normal"/>
+    <w:link w:val="1"/>
     <w:qFormat/>
-    <w:uiPriority w:val="0"/>
     <w:pPr>
       <w:numPr>
         <w:ilvl w:val="0"/>
@@ -3119,13 +3068,12 @@
       <w:lang w:val="zh-CN"/>
     </w:rPr>
   </w:style>
-  <w:style w:type="paragraph" w:styleId="3">
+  <w:style w:type="paragraph" w:styleId="Heading2">
     <w:name w:val="heading 2"/>
-    <w:basedOn w:val="1"/>
-    <w:next w:val="1"/>
-    <w:link w:val="24"/>
+    <w:basedOn w:val="Normal"/>
+    <w:next w:val="Normal"/>
+    <w:link w:val="2"/>
     <w:qFormat/>
-    <w:uiPriority w:val="0"/>
     <w:pPr>
       <w:numPr>
         <w:ilvl w:val="1"/>
@@ -3143,13 +3091,13 @@
       <w:lang w:val="zh-CN"/>
     </w:rPr>
   </w:style>
-  <w:style w:type="paragraph" w:styleId="4">
+  <w:style w:type="paragraph" w:styleId="Heading3">
     <w:name w:val="heading 3"/>
-    <w:basedOn w:val="1"/>
-    <w:next w:val="1"/>
-    <w:link w:val="25"/>
+    <w:basedOn w:val="Normal"/>
+    <w:next w:val="Normal"/>
+    <w:link w:val="3"/>
+    <w:uiPriority w:val="9"/>
     <w:qFormat/>
-    <w:uiPriority w:val="9"/>
     <w:pPr>
       <w:keepNext/>
       <w:keepLines/>
@@ -3160,7 +3108,7 @@
       <w:outlineLvl w:val="2"/>
     </w:pPr>
     <w:rPr>
-      <w:rFonts w:ascii="Arial" w:hAnsi="Arial" w:eastAsia="黑体"/>
+      <w:rFonts w:ascii="Arial" w:eastAsia="黑体" w:hAnsi="Arial"/>
       <w:bCs/>
       <w:kern w:val="0"/>
       <w:sz w:val="20"/>
@@ -3168,13 +3116,12 @@
       <w:lang w:val="zh-CN"/>
     </w:rPr>
   </w:style>
-  <w:style w:type="paragraph" w:styleId="5">
+  <w:style w:type="paragraph" w:styleId="Heading4">
     <w:name w:val="heading 4"/>
-    <w:basedOn w:val="1"/>
-    <w:next w:val="1"/>
-    <w:link w:val="26"/>
+    <w:basedOn w:val="Normal"/>
+    <w:next w:val="Normal"/>
+    <w:link w:val="4"/>
     <w:qFormat/>
-    <w:uiPriority w:val="0"/>
     <w:pPr>
       <w:keepNext/>
       <w:keepLines/>
@@ -3185,7 +3132,7 @@
       <w:outlineLvl w:val="3"/>
     </w:pPr>
     <w:rPr>
-      <w:rFonts w:ascii="宋体" w:hAnsi="宋体" w:eastAsia="黑体"/>
+      <w:rFonts w:ascii="宋体" w:eastAsia="黑体" w:hAnsi="宋体"/>
       <w:bCs/>
       <w:kern w:val="0"/>
       <w:sz w:val="20"/>
@@ -3193,13 +3140,12 @@
       <w:lang w:val="zh-CN"/>
     </w:rPr>
   </w:style>
-  <w:style w:type="paragraph" w:styleId="6">
+  <w:style w:type="paragraph" w:styleId="Heading5">
     <w:name w:val="heading 5"/>
-    <w:basedOn w:val="1"/>
-    <w:next w:val="1"/>
-    <w:link w:val="27"/>
+    <w:basedOn w:val="Normal"/>
+    <w:next w:val="Normal"/>
+    <w:link w:val="5"/>
     <w:qFormat/>
-    <w:uiPriority w:val="0"/>
     <w:pPr>
       <w:keepNext/>
       <w:keepLines/>
@@ -3220,13 +3166,12 @@
       <w:lang w:val="zh-CN"/>
     </w:rPr>
   </w:style>
-  <w:style w:type="paragraph" w:styleId="7">
+  <w:style w:type="paragraph" w:styleId="Heading6">
     <w:name w:val="heading 6"/>
-    <w:basedOn w:val="1"/>
-    <w:next w:val="1"/>
-    <w:link w:val="28"/>
+    <w:basedOn w:val="Normal"/>
+    <w:next w:val="Normal"/>
+    <w:link w:val="6"/>
     <w:qFormat/>
-    <w:uiPriority w:val="0"/>
     <w:pPr>
       <w:keepNext/>
       <w:keepLines/>
@@ -3238,7 +3183,7 @@
       <w:outlineLvl w:val="5"/>
     </w:pPr>
     <w:rPr>
-      <w:rFonts w:ascii="Arial" w:hAnsi="Arial" w:eastAsia="黑体"/>
+      <w:rFonts w:ascii="Arial" w:eastAsia="黑体" w:hAnsi="Arial"/>
       <w:b/>
       <w:bCs/>
       <w:kern w:val="0"/>
@@ -3247,13 +3192,12 @@
       <w:lang w:val="zh-CN"/>
     </w:rPr>
   </w:style>
-  <w:style w:type="paragraph" w:styleId="8">
+  <w:style w:type="paragraph" w:styleId="Heading7">
     <w:name w:val="heading 7"/>
-    <w:basedOn w:val="1"/>
-    <w:next w:val="1"/>
-    <w:link w:val="29"/>
+    <w:basedOn w:val="Normal"/>
+    <w:next w:val="Normal"/>
+    <w:link w:val="7"/>
     <w:qFormat/>
-    <w:uiPriority w:val="0"/>
     <w:pPr>
       <w:keepNext/>
       <w:keepLines/>
@@ -3274,13 +3218,12 @@
       <w:lang w:val="zh-CN"/>
     </w:rPr>
   </w:style>
-  <w:style w:type="paragraph" w:styleId="9">
+  <w:style w:type="paragraph" w:styleId="Heading8">
     <w:name w:val="heading 8"/>
-    <w:basedOn w:val="1"/>
-    <w:next w:val="1"/>
-    <w:link w:val="30"/>
+    <w:basedOn w:val="Normal"/>
+    <w:next w:val="Normal"/>
+    <w:link w:val="8"/>
     <w:qFormat/>
-    <w:uiPriority w:val="0"/>
     <w:pPr>
       <w:keepNext/>
       <w:keepLines/>
@@ -3292,20 +3235,19 @@
       <w:outlineLvl w:val="7"/>
     </w:pPr>
     <w:rPr>
-      <w:rFonts w:ascii="Arial" w:hAnsi="Arial" w:eastAsia="黑体"/>
+      <w:rFonts w:ascii="Arial" w:eastAsia="黑体" w:hAnsi="Arial"/>
       <w:kern w:val="0"/>
       <w:sz w:val="24"/>
       <w:szCs w:val="21"/>
       <w:lang w:val="zh-CN"/>
     </w:rPr>
   </w:style>
-  <w:style w:type="paragraph" w:styleId="10">
+  <w:style w:type="paragraph" w:styleId="Heading9">
     <w:name w:val="heading 9"/>
-    <w:basedOn w:val="1"/>
-    <w:next w:val="1"/>
-    <w:link w:val="31"/>
+    <w:basedOn w:val="Normal"/>
+    <w:next w:val="Normal"/>
+    <w:link w:val="9"/>
     <w:qFormat/>
-    <w:uiPriority w:val="0"/>
     <w:pPr>
       <w:keepNext/>
       <w:keepLines/>
@@ -3317,26 +3259,26 @@
       <w:outlineLvl w:val="8"/>
     </w:pPr>
     <w:rPr>
-      <w:rFonts w:ascii="Arial" w:hAnsi="Arial" w:eastAsia="黑体"/>
+      <w:rFonts w:ascii="Arial" w:eastAsia="黑体" w:hAnsi="Arial"/>
       <w:kern w:val="0"/>
       <w:sz w:val="20"/>
       <w:szCs w:val="21"/>
       <w:lang w:val="zh-CN"/>
     </w:rPr>
   </w:style>
-  <w:style w:type="character" w:default="1" w:styleId="16">
+  <w:style w:type="character" w:default="1" w:styleId="DefaultParagraphFont">
     <w:name w:val="Default Paragraph Font"/>
+    <w:uiPriority w:val="1"/>
     <w:semiHidden/>
     <w:unhideWhenUsed/>
     <w:qFormat/>
-    <w:uiPriority w:val="1"/>
   </w:style>
-  <w:style w:type="table" w:default="1" w:styleId="15">
+  <w:style w:type="table" w:default="1" w:styleId="TableNormal">
     <w:name w:val="Normal Table"/>
+    <w:uiPriority w:val="99"/>
     <w:semiHidden/>
     <w:unhideWhenUsed/>
     <w:qFormat/>
-    <w:uiPriority w:val="99"/>
     <w:tblPr>
       <w:tblCellMar>
         <w:top w:w="0" w:type="dxa"/>
@@ -3346,12 +3288,11 @@
       </w:tblCellMar>
     </w:tblPr>
   </w:style>
-  <w:style w:type="paragraph" w:styleId="11">
+  <w:style w:type="paragraph" w:styleId="BodyText3">
     <w:name w:val="Body Text 3"/>
-    <w:basedOn w:val="1"/>
-    <w:link w:val="34"/>
+    <w:basedOn w:val="Normal"/>
+    <w:link w:val="30"/>
     <w:qFormat/>
-    <w:uiPriority w:val="0"/>
     <w:pPr>
       <w:spacing w:after="120"/>
       <w:ind w:firstLine="420"/>
@@ -3363,26 +3304,26 @@
       <w:szCs w:val="16"/>
     </w:rPr>
   </w:style>
-  <w:style w:type="paragraph" w:styleId="12">
+  <w:style w:type="paragraph" w:styleId="BalloonText">
     <w:name w:val="Balloon Text"/>
-    <w:basedOn w:val="1"/>
-    <w:link w:val="20"/>
+    <w:basedOn w:val="Normal"/>
+    <w:link w:val="a1"/>
+    <w:uiPriority w:val="99"/>
     <w:semiHidden/>
     <w:unhideWhenUsed/>
     <w:qFormat/>
-    <w:uiPriority w:val="99"/>
     <w:rPr>
       <w:sz w:val="18"/>
       <w:szCs w:val="18"/>
     </w:rPr>
   </w:style>
-  <w:style w:type="paragraph" w:styleId="13">
+  <w:style w:type="paragraph" w:styleId="Footer">
     <w:name w:val="footer"/>
-    <w:basedOn w:val="1"/>
-    <w:link w:val="19"/>
+    <w:basedOn w:val="Normal"/>
+    <w:link w:val="a0"/>
+    <w:uiPriority w:val="99"/>
     <w:unhideWhenUsed/>
     <w:qFormat/>
-    <w:uiPriority w:val="99"/>
     <w:pPr>
       <w:tabs>
         <w:tab w:val="center" w:pos="4153"/>
@@ -3396,16 +3337,16 @@
       <w:szCs w:val="18"/>
     </w:rPr>
   </w:style>
-  <w:style w:type="paragraph" w:styleId="14">
+  <w:style w:type="paragraph" w:styleId="Header">
     <w:name w:val="header"/>
-    <w:basedOn w:val="1"/>
-    <w:link w:val="18"/>
+    <w:basedOn w:val="Normal"/>
+    <w:link w:val="a"/>
+    <w:uiPriority w:val="99"/>
     <w:unhideWhenUsed/>
     <w:qFormat/>
-    <w:uiPriority w:val="99"/>
     <w:pPr>
       <w:pBdr>
-        <w:bottom w:val="single" w:color="auto" w:sz="6" w:space="1"/>
+        <w:bottom w:val="single" w:sz="6" w:space="1" w:color="auto"/>
       </w:pBdr>
       <w:tabs>
         <w:tab w:val="center" w:pos="4153"/>
@@ -3419,59 +3360,58 @@
       <w:szCs w:val="18"/>
     </w:rPr>
   </w:style>
-  <w:style w:type="character" w:styleId="17">
+  <w:style w:type="character" w:styleId="Hyperlink">
     <w:name w:val="Hyperlink"/>
-    <w:basedOn w:val="16"/>
+    <w:basedOn w:val="DefaultParagraphFont"/>
+    <w:uiPriority w:val="99"/>
     <w:semiHidden/>
     <w:unhideWhenUsed/>
     <w:qFormat/>
-    <w:uiPriority w:val="99"/>
     <w:rPr>
       <w:color w:val="0000FF"/>
       <w:u w:val="single"/>
     </w:rPr>
   </w:style>
-  <w:style w:type="character" w:customStyle="1" w:styleId="18">
+  <w:style w:type="character" w:customStyle="1" w:styleId="a">
     <w:name w:val="页眉 字符"/>
-    <w:basedOn w:val="16"/>
-    <w:link w:val="14"/>
+    <w:basedOn w:val="DefaultParagraphFont"/>
+    <w:link w:val="Header"/>
+    <w:uiPriority w:val="99"/>
     <w:qFormat/>
-    <w:uiPriority w:val="99"/>
     <w:rPr>
-      <w:rFonts w:ascii="Times New Roman" w:hAnsi="Times New Roman" w:eastAsia="宋体" w:cs="Times New Roman"/>
+      <w:rFonts w:ascii="Times New Roman" w:eastAsia="宋体" w:hAnsi="Times New Roman" w:cs="Times New Roman"/>
       <w:sz w:val="18"/>
       <w:szCs w:val="18"/>
     </w:rPr>
   </w:style>
-  <w:style w:type="character" w:customStyle="1" w:styleId="19">
+  <w:style w:type="character" w:customStyle="1" w:styleId="a0">
     <w:name w:val="页脚 字符"/>
-    <w:basedOn w:val="16"/>
-    <w:link w:val="13"/>
+    <w:basedOn w:val="DefaultParagraphFont"/>
+    <w:link w:val="Footer"/>
+    <w:uiPriority w:val="99"/>
     <w:qFormat/>
-    <w:uiPriority w:val="99"/>
     <w:rPr>
-      <w:rFonts w:ascii="Times New Roman" w:hAnsi="Times New Roman" w:eastAsia="宋体" w:cs="Times New Roman"/>
+      <w:rFonts w:ascii="Times New Roman" w:eastAsia="宋体" w:hAnsi="Times New Roman" w:cs="Times New Roman"/>
       <w:sz w:val="18"/>
       <w:szCs w:val="18"/>
     </w:rPr>
   </w:style>
-  <w:style w:type="character" w:customStyle="1" w:styleId="20">
+  <w:style w:type="character" w:customStyle="1" w:styleId="a1">
     <w:name w:val="批注框文本 字符"/>
-    <w:basedOn w:val="16"/>
-    <w:link w:val="12"/>
+    <w:basedOn w:val="DefaultParagraphFont"/>
+    <w:link w:val="BalloonText"/>
+    <w:uiPriority w:val="99"/>
     <w:semiHidden/>
     <w:qFormat/>
-    <w:uiPriority w:val="99"/>
     <w:rPr>
-      <w:rFonts w:ascii="Times New Roman" w:hAnsi="Times New Roman" w:eastAsia="宋体" w:cs="Times New Roman"/>
+      <w:rFonts w:ascii="Times New Roman" w:eastAsia="宋体" w:hAnsi="Times New Roman" w:cs="Times New Roman"/>
       <w:sz w:val="18"/>
       <w:szCs w:val="18"/>
     </w:rPr>
   </w:style>
-  <w:style w:type="paragraph" w:customStyle="1" w:styleId="21">
+  <w:style w:type="paragraph" w:customStyle="1" w:styleId="Default">
     <w:name w:val="Default"/>
     <w:qFormat/>
-    <w:uiPriority w:val="0"/>
     <w:pPr>
       <w:widowControl w:val="0"/>
       <w:autoSpaceDE w:val="0"/>
@@ -3479,23 +3419,22 @@
       <w:adjustRightInd w:val="0"/>
     </w:pPr>
     <w:rPr>
-      <w:rFonts w:ascii="Times New Roman" w:hAnsi="Times New Roman" w:eastAsia="宋体" w:cs="Times New Roman"/>
+      <w:rFonts w:ascii="Times New Roman" w:eastAsia="宋体" w:hAnsi="Times New Roman" w:cs="Times New Roman"/>
       <w:color w:val="000000"/>
       <w:sz w:val="24"/>
       <w:szCs w:val="24"/>
       <w:lang w:val="en-US" w:eastAsia="zh-CN" w:bidi="ar-SA"/>
     </w:rPr>
   </w:style>
-  <w:style w:type="paragraph" w:customStyle="1" w:styleId="22">
+  <w:style w:type="paragraph" w:customStyle="1" w:styleId="A2">
     <w:name w:val="正文 A"/>
     <w:qFormat/>
-    <w:uiPriority w:val="0"/>
     <w:pPr>
       <w:widowControl w:val="0"/>
       <w:jc w:val="both"/>
     </w:pPr>
     <w:rPr>
-      <w:rFonts w:ascii="Times New Roman" w:hAnsi="Arial Unicode MS" w:eastAsia="Arial Unicode MS" w:cs="Arial Unicode MS"/>
+      <w:rFonts w:ascii="Times New Roman" w:eastAsia="Arial Unicode MS" w:hAnsi="Arial Unicode MS" w:cs="Arial Unicode MS"/>
       <w:color w:val="000000"/>
       <w:kern w:val="2"/>
       <w:sz w:val="21"/>
@@ -3504,14 +3443,13 @@
       <w:lang w:val="en-US" w:eastAsia="zh-CN" w:bidi="ar-SA"/>
     </w:rPr>
   </w:style>
-  <w:style w:type="character" w:customStyle="1" w:styleId="23">
+  <w:style w:type="character" w:customStyle="1" w:styleId="1">
     <w:name w:val="标题 1 字符"/>
-    <w:basedOn w:val="16"/>
-    <w:link w:val="2"/>
+    <w:basedOn w:val="DefaultParagraphFont"/>
+    <w:link w:val="Heading1"/>
     <w:qFormat/>
-    <w:uiPriority w:val="0"/>
     <w:rPr>
-      <w:rFonts w:ascii="Times New Roman" w:hAnsi="Times New Roman" w:eastAsia="黑体" w:cs="Times New Roman"/>
+      <w:rFonts w:ascii="Times New Roman" w:eastAsia="黑体" w:hAnsi="Times New Roman" w:cs="Times New Roman"/>
       <w:bCs/>
       <w:kern w:val="44"/>
       <w:sz w:val="20"/>
@@ -3519,14 +3457,13 @@
       <w:lang w:val="zh-CN" w:eastAsia="zh-CN"/>
     </w:rPr>
   </w:style>
-  <w:style w:type="character" w:customStyle="1" w:styleId="24">
+  <w:style w:type="character" w:customStyle="1" w:styleId="2">
     <w:name w:val="标题 2 字符"/>
-    <w:basedOn w:val="16"/>
-    <w:link w:val="3"/>
+    <w:basedOn w:val="DefaultParagraphFont"/>
+    <w:link w:val="Heading2"/>
     <w:qFormat/>
-    <w:uiPriority w:val="0"/>
     <w:rPr>
-      <w:rFonts w:ascii="Times New Roman" w:hAnsi="Times New Roman" w:eastAsia="黑体" w:cs="Times New Roman"/>
+      <w:rFonts w:ascii="Times New Roman" w:eastAsia="黑体" w:hAnsi="Times New Roman" w:cs="Times New Roman"/>
       <w:bCs/>
       <w:kern w:val="0"/>
       <w:sz w:val="20"/>
@@ -3534,14 +3471,14 @@
       <w:lang w:val="zh-CN" w:eastAsia="zh-CN"/>
     </w:rPr>
   </w:style>
-  <w:style w:type="character" w:customStyle="1" w:styleId="25">
+  <w:style w:type="character" w:customStyle="1" w:styleId="3">
     <w:name w:val="标题 3 字符"/>
-    <w:basedOn w:val="16"/>
-    <w:link w:val="4"/>
+    <w:basedOn w:val="DefaultParagraphFont"/>
+    <w:link w:val="Heading3"/>
+    <w:uiPriority w:val="9"/>
     <w:qFormat/>
-    <w:uiPriority w:val="9"/>
     <w:rPr>
-      <w:rFonts w:ascii="Arial" w:hAnsi="Arial" w:eastAsia="黑体" w:cs="Times New Roman"/>
+      <w:rFonts w:ascii="Arial" w:eastAsia="黑体" w:hAnsi="Arial" w:cs="Times New Roman"/>
       <w:bCs/>
       <w:kern w:val="0"/>
       <w:sz w:val="20"/>
@@ -3549,14 +3486,13 @@
       <w:lang w:val="zh-CN" w:eastAsia="zh-CN"/>
     </w:rPr>
   </w:style>
-  <w:style w:type="character" w:customStyle="1" w:styleId="26">
+  <w:style w:type="character" w:customStyle="1" w:styleId="4">
     <w:name w:val="标题 4 字符"/>
-    <w:basedOn w:val="16"/>
-    <w:link w:val="5"/>
+    <w:basedOn w:val="DefaultParagraphFont"/>
+    <w:link w:val="Heading4"/>
     <w:qFormat/>
-    <w:uiPriority w:val="0"/>
     <w:rPr>
-      <w:rFonts w:ascii="宋体" w:hAnsi="宋体" w:eastAsia="黑体" w:cs="Times New Roman"/>
+      <w:rFonts w:ascii="宋体" w:eastAsia="黑体" w:hAnsi="宋体" w:cs="Times New Roman"/>
       <w:bCs/>
       <w:kern w:val="0"/>
       <w:sz w:val="20"/>
@@ -3564,14 +3500,13 @@
       <w:lang w:val="zh-CN" w:eastAsia="zh-CN"/>
     </w:rPr>
   </w:style>
-  <w:style w:type="character" w:customStyle="1" w:styleId="27">
+  <w:style w:type="character" w:customStyle="1" w:styleId="5">
     <w:name w:val="标题 5 字符"/>
-    <w:basedOn w:val="16"/>
-    <w:link w:val="6"/>
+    <w:basedOn w:val="DefaultParagraphFont"/>
+    <w:link w:val="Heading5"/>
     <w:qFormat/>
-    <w:uiPriority w:val="0"/>
     <w:rPr>
-      <w:rFonts w:ascii="Arial" w:hAnsi="Arial" w:eastAsia="宋体" w:cs="Times New Roman"/>
+      <w:rFonts w:ascii="Arial" w:eastAsia="宋体" w:hAnsi="Arial" w:cs="Times New Roman"/>
       <w:b/>
       <w:bCs/>
       <w:kern w:val="0"/>
@@ -3580,14 +3515,13 @@
       <w:lang w:val="zh-CN" w:eastAsia="zh-CN"/>
     </w:rPr>
   </w:style>
-  <w:style w:type="character" w:customStyle="1" w:styleId="28">
+  <w:style w:type="character" w:customStyle="1" w:styleId="6">
     <w:name w:val="标题 6 字符"/>
-    <w:basedOn w:val="16"/>
-    <w:link w:val="7"/>
+    <w:basedOn w:val="DefaultParagraphFont"/>
+    <w:link w:val="Heading6"/>
     <w:qFormat/>
-    <w:uiPriority w:val="0"/>
     <w:rPr>
-      <w:rFonts w:ascii="Arial" w:hAnsi="Arial" w:eastAsia="黑体" w:cs="Times New Roman"/>
+      <w:rFonts w:ascii="Arial" w:eastAsia="黑体" w:hAnsi="Arial" w:cs="Times New Roman"/>
       <w:b/>
       <w:bCs/>
       <w:kern w:val="0"/>
@@ -3596,14 +3530,13 @@
       <w:lang w:val="zh-CN" w:eastAsia="zh-CN"/>
     </w:rPr>
   </w:style>
-  <w:style w:type="character" w:customStyle="1" w:styleId="29">
+  <w:style w:type="character" w:customStyle="1" w:styleId="7">
     <w:name w:val="标题 7 字符"/>
-    <w:basedOn w:val="16"/>
-    <w:link w:val="8"/>
+    <w:basedOn w:val="DefaultParagraphFont"/>
+    <w:link w:val="Heading7"/>
     <w:qFormat/>
-    <w:uiPriority w:val="0"/>
     <w:rPr>
-      <w:rFonts w:ascii="Arial" w:hAnsi="Arial" w:eastAsia="宋体" w:cs="Times New Roman"/>
+      <w:rFonts w:ascii="Arial" w:eastAsia="宋体" w:hAnsi="Arial" w:cs="Times New Roman"/>
       <w:b/>
       <w:bCs/>
       <w:kern w:val="0"/>
@@ -3612,53 +3545,49 @@
       <w:lang w:val="zh-CN" w:eastAsia="zh-CN"/>
     </w:rPr>
   </w:style>
-  <w:style w:type="character" w:customStyle="1" w:styleId="30">
+  <w:style w:type="character" w:customStyle="1" w:styleId="8">
     <w:name w:val="标题 8 字符"/>
-    <w:basedOn w:val="16"/>
-    <w:link w:val="9"/>
+    <w:basedOn w:val="DefaultParagraphFont"/>
+    <w:link w:val="Heading8"/>
     <w:qFormat/>
-    <w:uiPriority w:val="0"/>
     <w:rPr>
-      <w:rFonts w:ascii="Arial" w:hAnsi="Arial" w:eastAsia="黑体" w:cs="Times New Roman"/>
+      <w:rFonts w:ascii="Arial" w:eastAsia="黑体" w:hAnsi="Arial" w:cs="Times New Roman"/>
       <w:kern w:val="0"/>
       <w:sz w:val="24"/>
       <w:szCs w:val="21"/>
       <w:lang w:val="zh-CN" w:eastAsia="zh-CN"/>
     </w:rPr>
   </w:style>
-  <w:style w:type="character" w:customStyle="1" w:styleId="31">
+  <w:style w:type="character" w:customStyle="1" w:styleId="9">
     <w:name w:val="标题 9 字符"/>
-    <w:basedOn w:val="16"/>
-    <w:link w:val="10"/>
+    <w:basedOn w:val="DefaultParagraphFont"/>
+    <w:link w:val="Heading9"/>
     <w:qFormat/>
-    <w:uiPriority w:val="0"/>
     <w:rPr>
-      <w:rFonts w:ascii="Arial" w:hAnsi="Arial" w:eastAsia="黑体" w:cs="Times New Roman"/>
+      <w:rFonts w:ascii="Arial" w:eastAsia="黑体" w:hAnsi="Arial" w:cs="Times New Roman"/>
       <w:kern w:val="0"/>
       <w:sz w:val="20"/>
       <w:szCs w:val="21"/>
       <w:lang w:val="zh-CN" w:eastAsia="zh-CN"/>
     </w:rPr>
   </w:style>
-  <w:style w:type="character" w:customStyle="1" w:styleId="32">
+  <w:style w:type="character" w:customStyle="1" w:styleId="Char">
     <w:name w:val="表格正文 Char"/>
-    <w:link w:val="33"/>
+    <w:link w:val="a3"/>
     <w:qFormat/>
-    <w:uiPriority w:val="0"/>
     <w:rPr>
-      <w:rFonts w:ascii="宋体" w:hAnsi="宋体" w:eastAsia="宋体" w:cs="Times New Roman"/>
+      <w:rFonts w:ascii="宋体" w:eastAsia="宋体" w:hAnsi="宋体" w:cs="Times New Roman"/>
       <w:bCs/>
       <w:kern w:val="0"/>
       <w:sz w:val="20"/>
       <w:szCs w:val="20"/>
     </w:rPr>
   </w:style>
-  <w:style w:type="paragraph" w:customStyle="1" w:styleId="33">
+  <w:style w:type="paragraph" w:customStyle="1" w:styleId="a3">
     <w:name w:val="表格正文"/>
-    <w:basedOn w:val="1"/>
-    <w:link w:val="32"/>
+    <w:basedOn w:val="Normal"/>
+    <w:link w:val="Char"/>
     <w:qFormat/>
-    <w:uiPriority w:val="0"/>
     <w:pPr>
       <w:framePr w:hSpace="180" w:wrap="around" w:vAnchor="text" w:hAnchor="page" w:x="1736" w:y="1094"/>
       <w:widowControl/>
@@ -3677,26 +3606,25 @@
       <w:sz w:val="20"/>
     </w:rPr>
   </w:style>
-  <w:style w:type="character" w:customStyle="1" w:styleId="34">
+  <w:style w:type="character" w:customStyle="1" w:styleId="30">
     <w:name w:val="正文文本 3 字符"/>
-    <w:link w:val="11"/>
+    <w:link w:val="BodyText3"/>
     <w:qFormat/>
-    <w:uiPriority w:val="0"/>
     <w:rPr>
-      <w:rFonts w:ascii="Arial" w:hAnsi="Arial" w:eastAsia="宋体" w:cs="Times New Roman"/>
+      <w:rFonts w:ascii="Arial" w:eastAsia="宋体" w:hAnsi="Arial" w:cs="Times New Roman"/>
       <w:kern w:val="0"/>
       <w:sz w:val="16"/>
       <w:szCs w:val="16"/>
     </w:rPr>
   </w:style>
-  <w:style w:type="character" w:customStyle="1" w:styleId="35">
+  <w:style w:type="character" w:customStyle="1" w:styleId="3Char1">
     <w:name w:val="正文文本 3 Char1"/>
-    <w:basedOn w:val="16"/>
+    <w:basedOn w:val="DefaultParagraphFont"/>
+    <w:uiPriority w:val="99"/>
     <w:semiHidden/>
     <w:qFormat/>
-    <w:uiPriority w:val="99"/>
     <w:rPr>
-      <w:rFonts w:ascii="Times New Roman" w:hAnsi="Times New Roman" w:eastAsia="宋体" w:cs="Times New Roman"/>
+      <w:rFonts w:ascii="Times New Roman" w:eastAsia="宋体" w:hAnsi="Times New Roman" w:cs="Times New Roman"/>
       <w:sz w:val="16"/>
       <w:szCs w:val="16"/>
     </w:rPr>
